--- a/docs/Bao-cao-danh-gia-tien-do-May-VSTEP.docx
+++ b/docs/Bao-cao-danh-gia-tien-do-May-VSTEP.docx
@@ -40,7 +40,7 @@
           <w:color w:val="211D20"/>
           <w:sz w:val="20"/>
         </w:rPr>
-        <w:t xml:space="preserve">Báo cáo này ghi trạng thái bản sáu đề tại thời điểm chuẩn bị phát hành. Nó giúp chủ dự án đối chiếu nội dung, kiểm thử và những việc cần xác nhận sau khi bản mới lên HTTPS. Các release trước được lưu trong </w:t>
+        <w:t xml:space="preserve">Báo cáo này ghi trạng thái bản sáu đề sau khi phát hành lên HTTPS ngày 07/10/2026. Nó giúp chủ dự án đối chiếu nội dung, bằng chứng triển khai và những việc còn cần xác nhận. Các release trước được lưu trong </w:t>
       </w:r>
       <w:r>
         <w:rPr>
@@ -156,7 +156,24 @@
           <w:color w:val="211D20"/>
           <w:sz w:val="20"/>
         </w:rPr>
-        <w:t xml:space="preserve">Bản tích hợp đã qua kiểm tra local và sẵn sàng đưa qua CI. Bằng chứng production cần đối chiếu đúng SHA trên </w:t>
+        <w:t xml:space="preserve">Bản tích hợp đã qua kiểm tra local, CI và smoke production. PR </w:t>
+      </w:r>
+      <w:hyperlink r:id="rId11">
+        <w:r>
+          <w:rPr>
+            <w:color w:val="C93B72"/>
+            <w:u w:val="single"/>
+          </w:rPr>
+          <w:t>#38</w:t>
+        </w:r>
+      </w:hyperlink>
+      <w:r>
+        <w:rPr>
+          <w:rFonts w:ascii="Arial" w:hAnsi="Arial" w:eastAsia="Arial"/>
+          <w:color w:val="211D20"/>
+          <w:sz w:val="20"/>
+        </w:rPr>
+        <w:t xml:space="preserve"> được merge thành commit ứng dụng </w:t>
       </w:r>
       <w:r>
         <w:rPr>
@@ -164,7 +181,7 @@
           <w:color w:val="4A3B42"/>
           <w:sz w:val="19"/>
         </w:rPr>
-        <w:t>vstep-turtle.vercel.app</w:t>
+        <w:t>ff8faef61864460ee6cd6bce9889c6291c96c085</w:t>
       </w:r>
       <w:r>
         <w:rPr>
@@ -172,7 +189,24 @@
           <w:color w:val="211D20"/>
           <w:sz w:val="20"/>
         </w:rPr>
-        <w:t xml:space="preserve"> sau khi merge; kiểm thử local không chứng minh bản HTTPS đã cập nhật.</w:t>
+        <w:t xml:space="preserve">. Vercel Production phục vụ đúng SHA đó trên </w:t>
+      </w:r>
+      <w:hyperlink r:id="rId12">
+        <w:r>
+          <w:rPr>
+            <w:color w:val="C93B72"/>
+            <w:u w:val="single"/>
+          </w:rPr>
+          <w:t>website của Gùa</w:t>
+        </w:r>
+      </w:hyperlink>
+      <w:r>
+        <w:rPr>
+          <w:rFonts w:ascii="Arial" w:hAnsi="Arial" w:eastAsia="Arial"/>
+          <w:color w:val="211D20"/>
+          <w:sz w:val="20"/>
+        </w:rPr>
+        <w:t>; cả smoke trực tiếp và workflow tự động đều đạt. Một commit chỉ sửa tài liệu sau mốc này không thay đổi mã ứng dụng hay dữ liệu đề.</w:t>
       </w:r>
     </w:p>
     <w:p>
@@ -838,7 +872,7 @@
           <w:color w:val="000000"/>
           <w:sz w:val="34"/>
         </w:rPr>
-        <w:t>3. Bằng chứng kiểm tra trước phát hành</w:t>
+        <w:t>3. Bằng chứng kiểm tra và triển khai</w:t>
       </w:r>
     </w:p>
     <w:tbl>
@@ -1277,7 +1311,41 @@
           <w:color w:val="211D20"/>
           <w:sz w:val="20"/>
         </w:rPr>
-        <w:t>Trong lượt đầy đủ gần nhất, 70/71 ca đạt. Ca offline còn lại chờ tiêu đề kho đề cũ sau khi đổi microcopy; cập nhật kỳ vọng và chạy lại riêng trên bản production đạt. Kịch bản mới kiểm tra Review là đề riêng có điểm, 131 không có điểm, lưu bài qua tải lại, file backup chứa lượt làm, và tab cũ không nộp chồng phần tiếp theo. CI trên GitHub phải chạy lại toàn bộ 71 ca từ checkout sạch.</w:t>
+        <w:t xml:space="preserve">Trong lượt local đầy đủ gần nhất, 70/71 ca đạt. Ca offline còn lại chờ tiêu đề kho đề cũ sau khi đổi microcopy; cập nhật kỳ vọng và chạy lại riêng đạt. Hai workflow </w:t>
+      </w:r>
+      <w:hyperlink r:id="rId13">
+        <w:r>
+          <w:rPr>
+            <w:color w:val="C93B72"/>
+            <w:u w:val="single"/>
+          </w:rPr>
+          <w:t>Validate Mây của nhánh</w:t>
+        </w:r>
+      </w:hyperlink>
+      <w:r>
+        <w:rPr>
+          <w:rFonts w:ascii="Arial" w:hAnsi="Arial" w:eastAsia="Arial"/>
+          <w:color w:val="211D20"/>
+          <w:sz w:val="20"/>
+        </w:rPr>
+        <w:t xml:space="preserve"> và </w:t>
+      </w:r>
+      <w:hyperlink r:id="rId14">
+        <w:r>
+          <w:rPr>
+            <w:color w:val="C93B72"/>
+            <w:u w:val="single"/>
+          </w:rPr>
+          <w:t>của PR</w:t>
+        </w:r>
+      </w:hyperlink>
+      <w:r>
+        <w:rPr>
+          <w:rFonts w:ascii="Arial" w:hAnsi="Arial" w:eastAsia="Arial"/>
+          <w:color w:val="211D20"/>
+          <w:sz w:val="20"/>
+        </w:rPr>
+        <w:t xml:space="preserve"> đều đạt trên checkout sạch. Kịch bản kiểm tra Review là đề riêng có điểm, 131 không có điểm, lưu bài qua tải lại, backup chứa lượt làm, và tab cũ không nộp chồng phần tiếp theo.</w:t>
       </w:r>
     </w:p>
     <w:p>
@@ -1290,7 +1358,7 @@
           <w:color w:val="000000"/>
           <w:sz w:val="34"/>
         </w:rPr>
-        <w:t>4. Quy trình phát hành</w:t>
+        <w:t>4. Kết quả phát hành</w:t>
       </w:r>
     </w:p>
     <w:p>
@@ -1312,16 +1380,15 @@
           <w:color w:val="211D20"/>
           <w:sz w:val="20"/>
         </w:rPr>
-        <w:t xml:space="preserve">Đẩy thay đổi lên nhánh và mở pull request; chờ workflow </w:t>
+        <w:t xml:space="preserve">PR #38 đã merge vào </w:t>
       </w:r>
       <w:r>
         <w:rPr>
-          <w:rFonts w:ascii="Arial" w:hAnsi="Arial" w:eastAsia="Arial"/>
-          <w:b/>
-          <w:color w:val="211D20"/>
-          <w:sz w:val="20"/>
+          <w:rFonts w:ascii="Consolas" w:hAnsi="Consolas" w:eastAsia="Consolas"/>
+          <w:color w:val="4A3B42"/>
+          <w:sz w:val="19"/>
         </w:rPr>
-        <w:t>Validate Mây</w:t>
+        <w:t>main</w:t>
       </w:r>
       <w:r>
         <w:rPr>
@@ -1329,7 +1396,23 @@
           <w:color w:val="211D20"/>
           <w:sz w:val="20"/>
         </w:rPr>
-        <w:t xml:space="preserve"> đạt cho đúng commit.</w:t>
+        <w:t xml:space="preserve"> sau khi CI xanh. Vercel tạo deployment Production cho SHA </w:t>
+      </w:r>
+      <w:r>
+        <w:rPr>
+          <w:rFonts w:ascii="Consolas" w:hAnsi="Consolas" w:eastAsia="Consolas"/>
+          <w:color w:val="4A3B42"/>
+          <w:sz w:val="19"/>
+        </w:rPr>
+        <w:t>ff8faef</w:t>
+      </w:r>
+      <w:r>
+        <w:rPr>
+          <w:rFonts w:ascii="Arial" w:hAnsi="Arial" w:eastAsia="Arial"/>
+          <w:color w:val="211D20"/>
+          <w:sz w:val="20"/>
+        </w:rPr>
+        <w:t>.</w:t>
       </w:r>
     </w:p>
     <w:p>
@@ -1351,7 +1434,7 @@
           <w:color w:val="211D20"/>
           <w:sz w:val="20"/>
         </w:rPr>
-        <w:t xml:space="preserve">Merge vào </w:t>
+        <w:t xml:space="preserve">Thẻ </w:t>
       </w:r>
       <w:r>
         <w:rPr>
@@ -1359,7 +1442,7 @@
           <w:color w:val="4A3B42"/>
           <w:sz w:val="19"/>
         </w:rPr>
-        <w:t>main</w:t>
+        <w:t>may-release</w:t>
       </w:r>
       <w:r>
         <w:rPr>
@@ -1367,7 +1450,7 @@
           <w:color w:val="211D20"/>
           <w:sz w:val="20"/>
         </w:rPr>
-        <w:t xml:space="preserve"> khi CI xanh. Vercel tự triển khai từ </w:t>
+        <w:t xml:space="preserve"> trên HTTPS khớp đủ SHA merge. Smoke mở </w:t>
       </w:r>
       <w:r>
         <w:rPr>
@@ -1375,7 +1458,7 @@
           <w:color w:val="4A3B42"/>
           <w:sz w:val="19"/>
         </w:rPr>
-        <w:t>main</w:t>
+        <w:t>/papers</w:t>
       </w:r>
       <w:r>
         <w:rPr>
@@ -1383,7 +1466,23 @@
           <w:color w:val="211D20"/>
           <w:sz w:val="20"/>
         </w:rPr>
-        <w:t xml:space="preserve"> theo cấu hình Git hiện có.</w:t>
+        <w:t xml:space="preserve">, </w:t>
+      </w:r>
+      <w:r>
+        <w:rPr>
+          <w:rFonts w:ascii="Consolas" w:hAnsi="Consolas" w:eastAsia="Consolas"/>
+          <w:color w:val="4A3B42"/>
+          <w:sz w:val="19"/>
+        </w:rPr>
+        <w:t>/papers/review-1309</w:t>
+      </w:r>
+      <w:r>
+        <w:rPr>
+          <w:rFonts w:ascii="Arial" w:hAnsi="Arial" w:eastAsia="Arial"/>
+          <w:color w:val="211D20"/>
+          <w:sz w:val="20"/>
+        </w:rPr>
+        <w:t>, tải manifest, Review JSON và MP3, kiểm tra security headers, chiều rộng 390 px, lỗi runtime và 404; tất cả đạt.</w:t>
       </w:r>
     </w:p>
     <w:p>
@@ -1399,13 +1498,22 @@
         </w:rPr>
         <w:t xml:space="preserve">3. </w:t>
       </w:r>
+      <w:hyperlink r:id="rId15">
+        <w:r>
+          <w:rPr>
+            <w:color w:val="C93B72"/>
+            <w:u w:val="single"/>
+          </w:rPr>
+          <w:t>Workflow Smoke production</w:t>
+        </w:r>
+      </w:hyperlink>
       <w:r>
         <w:rPr>
           <w:rFonts w:ascii="Arial" w:hAnsi="Arial" w:eastAsia="Arial"/>
           <w:color w:val="211D20"/>
           <w:sz w:val="20"/>
         </w:rPr>
-        <w:t xml:space="preserve">Xác nhận thẻ </w:t>
+        <w:t xml:space="preserve"> của đúng deployment đạt. Kết quả trực tiếp trên URL production cũng là </w:t>
       </w:r>
       <w:r>
         <w:rPr>
@@ -1413,7 +1521,7 @@
           <w:color w:val="4A3B42"/>
           <w:sz w:val="19"/>
         </w:rPr>
-        <w:t>may-release</w:t>
+        <w:t>Production smoke passed</w:t>
       </w:r>
       <w:r>
         <w:rPr>
@@ -1421,78 +1529,7 @@
           <w:color w:val="211D20"/>
           <w:sz w:val="20"/>
         </w:rPr>
-        <w:t xml:space="preserve"> trên HTTPS khớp SHA merge, mở </w:t>
-      </w:r>
-      <w:r>
-        <w:rPr>
-          <w:rFonts w:ascii="Consolas" w:hAnsi="Consolas" w:eastAsia="Consolas"/>
-          <w:color w:val="4A3B42"/>
-          <w:sz w:val="19"/>
-        </w:rPr>
-        <w:t>/papers</w:t>
-      </w:r>
-      <w:r>
-        <w:rPr>
-          <w:rFonts w:ascii="Arial" w:hAnsi="Arial" w:eastAsia="Arial"/>
-          <w:color w:val="211D20"/>
-          <w:sz w:val="20"/>
-        </w:rPr>
-        <w:t xml:space="preserve"> và </w:t>
-      </w:r>
-      <w:r>
-        <w:rPr>
-          <w:rFonts w:ascii="Consolas" w:hAnsi="Consolas" w:eastAsia="Consolas"/>
-          <w:color w:val="4A3B42"/>
-          <w:sz w:val="19"/>
-        </w:rPr>
-        <w:t>/papers/review-1309</w:t>
-      </w:r>
-      <w:r>
-        <w:rPr>
-          <w:rFonts w:ascii="Arial" w:hAnsi="Arial" w:eastAsia="Arial"/>
-          <w:color w:val="211D20"/>
-          <w:sz w:val="20"/>
-        </w:rPr>
-        <w:t>, tải manifest/JSON/audio, kiểm tra security headers và 404.</w:t>
-      </w:r>
-    </w:p>
-    <w:p>
-      <w:pPr>
-        <w:spacing w:after="80"/>
-        <w:ind w:left="351" w:hanging="238"/>
-      </w:pPr>
-      <w:r>
-        <w:rPr>
-          <w:rFonts w:ascii="Arial" w:hAnsi="Arial" w:eastAsia="Arial"/>
-          <w:color w:val="211D20"/>
-          <w:sz w:val="20"/>
-        </w:rPr>
-        <w:t xml:space="preserve">4. </w:t>
-      </w:r>
-      <w:r>
-        <w:rPr>
-          <w:rFonts w:ascii="Arial" w:hAnsi="Arial" w:eastAsia="Arial"/>
-          <w:color w:val="211D20"/>
-          <w:sz w:val="20"/>
-        </w:rPr>
-        <w:t xml:space="preserve">Đọc kết quả workflow </w:t>
-      </w:r>
-      <w:r>
-        <w:rPr>
-          <w:rFonts w:ascii="Arial" w:hAnsi="Arial" w:eastAsia="Arial"/>
-          <w:b/>
-          <w:color w:val="211D20"/>
-          <w:sz w:val="20"/>
-        </w:rPr>
-        <w:t>Smoke production</w:t>
-      </w:r>
-      <w:r>
-        <w:rPr>
-          <w:rFonts w:ascii="Arial" w:hAnsi="Arial" w:eastAsia="Arial"/>
-          <w:color w:val="211D20"/>
-          <w:sz w:val="20"/>
-        </w:rPr>
-        <w:t xml:space="preserve"> của đúng deployment. Nếu sai SHA hoặc thiếu dữ liệu, dừng bàn giao bản mới và dùng runbook để quay lại bản tốt.</w:t>
+        <w:t>.</w:t>
       </w:r>
     </w:p>
     <w:p>
@@ -1518,7 +1555,7 @@
           <w:color w:val="211D20"/>
           <w:sz w:val="20"/>
         </w:rPr>
-        <w:t xml:space="preserve"> đã được mở rộng để kiểm tra kho sáu đề, file Review và một MP3. Repository hiện có script cổng chờ CI cho Vercel nhưng chủ website đã chọn </w:t>
+        <w:t xml:space="preserve"> kiểm tra kho sáu đề, file Review và một MP3. Chủ website đã chọn </w:t>
       </w:r>
       <w:r>
         <w:rPr>
@@ -1535,7 +1572,7 @@
           <w:color w:val="211D20"/>
           <w:sz w:val="20"/>
         </w:rPr>
-        <w:t>; vì vậy quy trình phát hành dựa trên CI xanh của pull request trước merge.</w:t>
+        <w:t xml:space="preserve"> cổng chờ CI trên Vercel; quy trình dựa trên CI xanh của pull request trước merge và smoke sau deploy.</w:t>
       </w:r>
     </w:p>
     <w:p>

--- a/docs/Bao-cao-danh-gia-tien-do-May-VSTEP.docx
+++ b/docs/Bao-cao-danh-gia-tien-do-May-VSTEP.docx
@@ -858,7 +858,7 @@
           <w:color w:val="211D20"/>
           <w:sz w:val="20"/>
         </w:rPr>
-        <w:t xml:space="preserve"> là lượt làm đã lưu, không phải đề thứ bảy. Nguồn ghi Hapio Class; học liệu chưa được giáo viên của Mây thẩm định.</w:t>
+        <w:t xml:space="preserve"> là lượt làm đã lưu, không phải đề thứ bảy. Đây là bộ đề của chủ dự án, dùng cho học cá nhân; học liệu chưa được giáo viên của Mây thẩm định.</w:t>
       </w:r>
     </w:p>
     <w:p>
@@ -1650,7 +1650,7 @@
           <w:color w:val="211D20"/>
           <w:sz w:val="20"/>
         </w:rPr>
-        <w:t>Nguồn nội dung từ Hapio Class do chủ dự án cung cấp; quyền sử dụng và công bố học liệu cần được chủ dự án xác nhận.</w:t>
+        <w:t>Sáu đề nhập là bộ đề của chủ dự án. Chủ dự án xác nhận ngày 07/10/2026 rằng chỉ dùng để học cá nhân, không chia sẻ hay kinh doanh. Địa chỉ trang hiện công khai với ai biết link; nếu muốn chỉ riêng Gùa vào được thì cần bật bảo vệ truy cập trên Vercel.</w:t>
       </w:r>
     </w:p>
     <w:p>

--- a/docs/Bao-cao-danh-gia-tien-do-May-VSTEP.docx
+++ b/docs/Bao-cao-danh-gia-tien-do-May-VSTEP.docx
@@ -1061,7 +1061,7 @@
                 <w:color w:val="211D20"/>
                 <w:sz w:val="16"/>
               </w:rPr>
-              <w:t>190/190</w:t>
+              <w:t>192/192</w:t>
             </w:r>
           </w:p>
         </w:tc>
@@ -1116,7 +1116,7 @@
                 <w:color w:val="211D20"/>
                 <w:sz w:val="16"/>
               </w:rPr>
-              <w:t>71 ca: 67 Chromium, hai Firefox, hai WebKit; mọi ca đã đạt qua các lượt chạy</w:t>
+              <w:t>75 ca: 71 Chromium, hai Firefox, hai WebKit; lượt Chromium đầy đủ mới nhất đạt 71/71</w:t>
             </w:r>
           </w:p>
         </w:tc>
@@ -1311,7 +1311,7 @@
           <w:color w:val="211D20"/>
           <w:sz w:val="20"/>
         </w:rPr>
-        <w:t xml:space="preserve">Trong lượt local đầy đủ gần nhất, 70/71 ca đạt. Ca offline còn lại chờ tiêu đề kho đề cũ sau khi đổi microcopy; cập nhật kỳ vọng và chạy lại riêng đạt. Hai workflow </w:t>
+        <w:t xml:space="preserve">Sau khi thêm phòng thi mô phỏng, lượt Chromium đầy đủ đạt 71/71 trên bản production local; Firefox và WebKit chưa chạy lại cho thay đổi này. Hai workflow </w:t>
       </w:r>
       <w:hyperlink r:id="rId13">
         <w:r>

--- a/docs/Bao-cao-danh-gia-tien-do-May-VSTEP.docx
+++ b/docs/Bao-cao-danh-gia-tien-do-May-VSTEP.docx
@@ -1061,7 +1061,7 @@
                 <w:color w:val="211D20"/>
                 <w:sz w:val="16"/>
               </w:rPr>
-              <w:t>192/192</w:t>
+              <w:t>194/194</w:t>
             </w:r>
           </w:p>
         </w:tc>
@@ -1116,7 +1116,7 @@
                 <w:color w:val="211D20"/>
                 <w:sz w:val="16"/>
               </w:rPr>
-              <w:t>75 ca: 71 Chromium, hai Firefox, hai WebKit; lượt Chromium đầy đủ mới nhất đạt 71/71</w:t>
+              <w:t>76 ca: 72 Chromium, hai Firefox, hai WebKit; lượt Chromium đầy đủ mới nhất đạt 72/72</w:t>
             </w:r>
           </w:p>
         </w:tc>
@@ -1311,7 +1311,7 @@
           <w:color w:val="211D20"/>
           <w:sz w:val="20"/>
         </w:rPr>
-        <w:t xml:space="preserve">Sau khi thêm phòng thi mô phỏng, lượt Chromium đầy đủ đạt 71/71 trên bản production local; Firefox và WebKit chưa chạy lại cho thay đổi này. Hai workflow </w:t>
+        <w:t xml:space="preserve">Sau khi thêm phòng thi mô phỏng và công cụ luyện đề, lượt Chromium đầy đủ đạt 72/72 trên bản production local; Firefox và WebKit chưa chạy lại cho thay đổi này. Hai workflow </w:t>
       </w:r>
       <w:hyperlink r:id="rId13">
         <w:r>

--- a/docs/Bao-cao-danh-gia-tien-do-May-VSTEP.docx
+++ b/docs/Bao-cao-danh-gia-tien-do-May-VSTEP.docx
@@ -1061,7 +1061,7 @@
                 <w:color w:val="211D20"/>
                 <w:sz w:val="16"/>
               </w:rPr>
-              <w:t>194/194</w:t>
+              <w:t>196/196</w:t>
             </w:r>
           </w:p>
         </w:tc>
@@ -1116,7 +1116,7 @@
                 <w:color w:val="211D20"/>
                 <w:sz w:val="16"/>
               </w:rPr>
-              <w:t>76 ca: 72 Chromium, hai Firefox, hai WebKit; lượt Chromium đầy đủ mới nhất đạt 72/72</w:t>
+              <w:t>79 ca: 75 Chromium, hai Firefox, hai WebKit; lượt Chromium đầy đủ mới nhất đạt 75/75</w:t>
             </w:r>
           </w:p>
         </w:tc>
@@ -1311,7 +1311,7 @@
           <w:color w:val="211D20"/>
           <w:sz w:val="20"/>
         </w:rPr>
-        <w:t xml:space="preserve">Sau khi thêm phòng thi mô phỏng và công cụ luyện đề, lượt Chromium đầy đủ đạt 72/72 trên bản production local; Firefox và WebKit chưa chạy lại cho thay đổi này. Hai workflow </w:t>
+        <w:t xml:space="preserve">Sau khi thêm phòng thi mô phỏng và công cụ luyện đề, lượt Chromium đầy đủ đạt 75/75 trên bản production local; Firefox và WebKit chưa chạy lại cho thay đổi này. Hai workflow </w:t>
       </w:r>
       <w:hyperlink r:id="rId13">
         <w:r>

--- a/docs/Bao-cao-danh-gia-tien-do-May-VSTEP.docx
+++ b/docs/Bao-cao-danh-gia-tien-do-May-VSTEP.docx
@@ -1116,7 +1116,7 @@
                 <w:color w:val="211D20"/>
                 <w:sz w:val="16"/>
               </w:rPr>
-              <w:t>79 ca: 75 Chromium, hai Firefox, hai WebKit; lượt Chromium đầy đủ mới nhất đạt 75/75</w:t>
+              <w:t>83 ca: 79 Chromium, hai Firefox, hai WebKit; lượt Chromium đầy đủ mới nhất đạt 79/79</w:t>
             </w:r>
           </w:p>
         </w:tc>
@@ -1311,7 +1311,7 @@
           <w:color w:val="211D20"/>
           <w:sz w:val="20"/>
         </w:rPr>
-        <w:t xml:space="preserve">Sau khi thêm phòng thi mô phỏng và công cụ luyện đề, lượt Chromium đầy đủ đạt 75/75 trên bản production local; Firefox và WebKit chưa chạy lại cho thay đổi này. Hai workflow </w:t>
+        <w:t xml:space="preserve">Sau khi thêm phòng thi mô phỏng và công cụ luyện đề, lượt Chromium đầy đủ đạt 79/79 trên bản production local; Firefox và WebKit chưa chạy lại cho thay đổi này. Hai workflow </w:t>
       </w:r>
       <w:hyperlink r:id="rId13">
         <w:r>

--- a/docs/Bao-cao-danh-gia-tien-do-May-VSTEP.docx
+++ b/docs/Bao-cao-danh-gia-tien-do-May-VSTEP.docx
@@ -40,7 +40,7 @@
           <w:color w:val="211D20"/>
           <w:sz w:val="20"/>
         </w:rPr>
-        <w:t xml:space="preserve">Báo cáo này ghi trạng thái bản sáu đề sau khi phát hành lên HTTPS ngày 07/10/2026. Nó giúp chủ dự án đối chiếu nội dung, bằng chứng triển khai và những việc còn cần xác nhận. Các release trước được lưu trong </w:t>
+        <w:t xml:space="preserve">Báo cáo này ghi trạng thái bản sáu đề sau khi phát hành lên HTTPS ngày 07/10/2026; sau đó đề 131 được gỡ khỏi kho nên các con số ở đây là của bản năm đề hiện tại. Nó giúp chủ dự án đối chiếu nội dung, bằng chứng triển khai và những việc còn cần xác nhận. Các release trước được lưu trong </w:t>
       </w:r>
       <w:r>
         <w:rPr>
@@ -95,7 +95,7 @@
           <w:color w:val="211D20"/>
           <w:sz w:val="20"/>
         </w:rPr>
-        <w:t xml:space="preserve">Bộ dữ liệu trên máy có </w:t>
+        <w:t xml:space="preserve">Kho hiện có </w:t>
       </w:r>
       <w:r>
         <w:rPr>
@@ -104,7 +104,7 @@
           <w:color w:val="211D20"/>
           <w:sz w:val="20"/>
         </w:rPr>
-        <w:t>sáu đề thi thử</w:t>
+        <w:t>năm đề thi thử</w:t>
       </w:r>
       <w:r>
         <w:rPr>
@@ -112,7 +112,7 @@
           <w:color w:val="211D20"/>
           <w:sz w:val="20"/>
         </w:rPr>
-        <w:t xml:space="preserve">, không phải năm đề tổng cộng. Năm đề </w:t>
+        <w:t xml:space="preserve">: </w:t>
       </w:r>
       <w:r>
         <w:rPr>
@@ -129,7 +129,7 @@
           <w:color w:val="211D20"/>
           <w:sz w:val="20"/>
         </w:rPr>
-        <w:t xml:space="preserve"> có đủ 75 khóa đáp án Nghe/Đọc mỗi đề. Đề </w:t>
+        <w:t xml:space="preserve">, mỗi đề có đủ 75 khóa đáp án Nghe/Đọc. Đề </w:t>
       </w:r>
       <w:r>
         <w:rPr>
@@ -146,7 +146,7 @@
           <w:color w:val="211D20"/>
           <w:sz w:val="20"/>
         </w:rPr>
-        <w:t xml:space="preserve"> có nội dung bốn kỹ năng nhưng thiếu toàn bộ khóa đáp án và transcript nên chỉ dùng để luyện, không chấm Nghe/Đọc. Không quy đổi số câu đúng thành bậc B1/B2/C1.</w:t>
+        <w:t xml:space="preserve"> (thiếu toàn bộ khóa đáp án và transcript, nên chỉ luyện được, không chấm) đã được gỡ theo quyết định của chủ dự án ngày 07/10/2026 cho đỡ rối. Không quy đổi số câu đúng thành bậc B1/B2/C1.</w:t>
       </w:r>
     </w:p>
     <w:p>
@@ -479,7 +479,7 @@
                 <w:color w:val="211D20"/>
                 <w:sz w:val="16"/>
               </w:rPr>
-              <w:t>Năm đề có 375 khóa đáp án và lời giải; 131 không chấm</w:t>
+              <w:t>Năm đề có 375 khóa đáp án và lời giải; không còn đề nào không chấm</w:t>
             </w:r>
           </w:p>
         </w:tc>
@@ -536,7 +536,7 @@
                 <w:color w:val="211D20"/>
                 <w:sz w:val="16"/>
               </w:rPr>
-              <w:t xml:space="preserve">126 MP3 tại </w:t>
+              <w:t xml:space="preserve">105 MP3 tại </w:t>
             </w:r>
             <w:r>
               <w:rPr>
@@ -552,7 +552,7 @@
                 <w:color w:val="211D20"/>
                 <w:sz w:val="16"/>
               </w:rPr>
-              <w:t>: 84 bài Nghe và 42 bài mẫu</w:t>
+              <w:t>: 70 bài Nghe và 35 bài mẫu</w:t>
             </w:r>
           </w:p>
         </w:tc>
@@ -776,7 +776,7 @@
                 <w:color w:val="211D20"/>
                 <w:sz w:val="16"/>
               </w:rPr>
-              <w:t xml:space="preserve">Sáu JSON đề và manifest; toàn bộ thư mục </w:t>
+              <w:t xml:space="preserve">Năm JSON đề và manifest; toàn bộ thư mục </w:t>
             </w:r>
             <w:r>
               <w:rPr>
@@ -792,7 +792,7 @@
                 <w:color w:val="211D20"/>
                 <w:sz w:val="16"/>
               </w:rPr>
-              <w:t xml:space="preserve"> khoảng 79 MB</w:t>
+              <w:t xml:space="preserve"> khoảng 67 MB</w:t>
             </w:r>
           </w:p>
         </w:tc>
@@ -858,7 +858,7 @@
           <w:color w:val="211D20"/>
           <w:sz w:val="20"/>
         </w:rPr>
-        <w:t xml:space="preserve"> là lượt làm đã lưu, không phải đề thứ bảy. Đây là bộ đề của chủ dự án, dùng cho học cá nhân; học liệu chưa được giáo viên của Mây thẩm định.</w:t>
+        <w:t xml:space="preserve"> là lượt làm đã lưu, không phải đề thứ sáu. Đây là bộ đề của chủ dự án, dùng cho học cá nhân; học liệu chưa được giáo viên của Mây thẩm định.</w:t>
       </w:r>
     </w:p>
     <w:p>
@@ -1061,7 +1061,7 @@
                 <w:color w:val="211D20"/>
                 <w:sz w:val="16"/>
               </w:rPr>
-              <w:t>196/196</w:t>
+              <w:t>197/197</w:t>
             </w:r>
           </w:p>
         </w:tc>
@@ -1116,7 +1116,7 @@
                 <w:color w:val="211D20"/>
                 <w:sz w:val="16"/>
               </w:rPr>
-              <w:t>83 ca: 79 Chromium, hai Firefox, hai WebKit; lượt Chromium đầy đủ mới nhất đạt 79/79</w:t>
+              <w:t>82 ca: 78 Chromium, hai Firefox, hai WebKit; lượt Chromium đầy đủ mới nhất đạt 78/78</w:t>
             </w:r>
           </w:p>
         </w:tc>
@@ -1228,7 +1228,7 @@
                 <w:color w:val="211D20"/>
                 <w:sz w:val="16"/>
               </w:rPr>
-              <w:t>112 trang, gồm sáu route đề nhập</w:t>
+              <w:t>111 trang, gồm năm route đề nhập</w:t>
             </w:r>
           </w:p>
         </w:tc>
@@ -1311,7 +1311,7 @@
           <w:color w:val="211D20"/>
           <w:sz w:val="20"/>
         </w:rPr>
-        <w:t xml:space="preserve">Sau khi thêm phòng thi mô phỏng và công cụ luyện đề, lượt Chromium đầy đủ đạt 79/79 trên bản production local; Firefox và WebKit chưa chạy lại cho thay đổi này. Hai workflow </w:t>
+        <w:t xml:space="preserve">Sau khi thêm phòng thi mô phỏng và công cụ luyện đề, lượt Chromium đầy đủ đạt 78/78 trên bản production local; Firefox và WebKit chưa chạy lại cho thay đổi này. Hai workflow </w:t>
       </w:r>
       <w:hyperlink r:id="rId13">
         <w:r>
@@ -1555,7 +1555,7 @@
           <w:color w:val="211D20"/>
           <w:sz w:val="20"/>
         </w:rPr>
-        <w:t xml:space="preserve"> kiểm tra kho sáu đề, file Review và một MP3. Chủ website đã chọn </w:t>
+        <w:t xml:space="preserve"> kiểm tra kho năm đề, file Review và một MP3. Chủ website đã chọn </w:t>
       </w:r>
       <w:r>
         <w:rPr>
@@ -1598,7 +1598,7 @@
           <w:color w:val="211D20"/>
           <w:sz w:val="20"/>
         </w:rPr>
-        <w:t>Đề 131 thiếu đáp án và transcript; không tự tạo điểm hoặc lời giải.</w:t>
+        <w:t>Đề 131 đã được gỡ khỏi kho. Nếu thiết bị từng lưu lượt làm đề này thì dữ liệu đó vẫn nằm trong bản sao nhưng không còn hiện trong ứng dụng; không tự tạo điểm hoặc lời giải cho đề thiếu khóa đáp án.</w:t>
       </w:r>
     </w:p>
     <w:p>
@@ -1650,7 +1650,7 @@
           <w:color w:val="211D20"/>
           <w:sz w:val="20"/>
         </w:rPr>
-        <w:t>Sáu đề nhập là bộ đề của chủ dự án. Chủ dự án xác nhận ngày 07/10/2026 rằng chỉ dùng để học cá nhân, không chia sẻ hay kinh doanh. Địa chỉ trang hiện công khai với ai biết link; nếu muốn chỉ riêng Gùa vào được thì cần bật bảo vệ truy cập trên Vercel.</w:t>
+        <w:t>Năm đề nhập là bộ đề của chủ dự án. Chủ dự án xác nhận ngày 07/10/2026 rằng chỉ dùng để học cá nhân, không chia sẻ hay kinh doanh. Địa chỉ trang hiện công khai với ai biết link; nếu muốn chỉ riêng Gùa vào được thì cần bật bảo vệ truy cập trên Vercel.</w:t>
       </w:r>
     </w:p>
     <w:p>

--- a/docs/Bao-cao-danh-gia-tien-do-May-VSTEP.docx
+++ b/docs/Bao-cao-danh-gia-tien-do-May-VSTEP.docx
@@ -1061,7 +1061,7 @@
                 <w:color w:val="211D20"/>
                 <w:sz w:val="16"/>
               </w:rPr>
-              <w:t>197/197</w:t>
+              <w:t>198/198</w:t>
             </w:r>
           </w:p>
         </w:tc>
@@ -1116,7 +1116,7 @@
                 <w:color w:val="211D20"/>
                 <w:sz w:val="16"/>
               </w:rPr>
-              <w:t>82 ca: 78 Chromium, hai Firefox, hai WebKit; lượt Chromium đầy đủ mới nhất đạt 78/78</w:t>
+              <w:t>86 ca: 82 Chromium, hai Firefox, hai WebKit; lượt Chromium đầy đủ mới nhất đạt 82/82</w:t>
             </w:r>
           </w:p>
         </w:tc>
@@ -1311,7 +1311,7 @@
           <w:color w:val="211D20"/>
           <w:sz w:val="20"/>
         </w:rPr>
-        <w:t xml:space="preserve">Sau khi thêm phòng thi mô phỏng và công cụ luyện đề, lượt Chromium đầy đủ đạt 78/78 trên bản production local; Firefox và WebKit chưa chạy lại cho thay đổi này. Hai workflow </w:t>
+        <w:t xml:space="preserve">Sau khi thêm phòng thi mô phỏng và công cụ luyện đề, lượt Chromium đầy đủ đạt 82/82 trên bản production local; Firefox và WebKit chưa chạy lại cho thay đổi này. Hai workflow </w:t>
       </w:r>
       <w:hyperlink r:id="rId13">
         <w:r>

--- a/docs/Bao-cao-danh-gia-tien-do-May-VSTEP.docx
+++ b/docs/Bao-cao-danh-gia-tien-do-May-VSTEP.docx
@@ -1061,7 +1061,7 @@
                 <w:color w:val="211D20"/>
                 <w:sz w:val="16"/>
               </w:rPr>
-              <w:t>198/198</w:t>
+              <w:t>201/201</w:t>
             </w:r>
           </w:p>
         </w:tc>
@@ -1116,7 +1116,7 @@
                 <w:color w:val="211D20"/>
                 <w:sz w:val="16"/>
               </w:rPr>
-              <w:t>86 ca: 82 Chromium, hai Firefox, hai WebKit; lượt Chromium đầy đủ mới nhất đạt 82/82</w:t>
+              <w:t>89 ca: 85 Chromium, hai Firefox, hai WebKit; lượt Chromium đầy đủ mới nhất đạt 85/85</w:t>
             </w:r>
           </w:p>
         </w:tc>
@@ -1311,7 +1311,7 @@
           <w:color w:val="211D20"/>
           <w:sz w:val="20"/>
         </w:rPr>
-        <w:t xml:space="preserve">Sau khi thêm phòng thi mô phỏng và công cụ luyện đề, lượt Chromium đầy đủ đạt 82/82 trên bản production local; Firefox và WebKit chưa chạy lại cho thay đổi này. Hai workflow </w:t>
+        <w:t xml:space="preserve">Sau khi thêm phòng thi mô phỏng và công cụ luyện đề, lượt Chromium đầy đủ đạt 85/85 trên bản production local; Firefox và WebKit chưa chạy lại cho thay đổi này. Hai workflow </w:t>
       </w:r>
       <w:hyperlink r:id="rId13">
         <w:r>

--- a/docs/Bao-cao-danh-gia-tien-do-May-VSTEP.docx
+++ b/docs/Bao-cao-danh-gia-tien-do-May-VSTEP.docx
@@ -1116,7 +1116,7 @@
                 <w:color w:val="211D20"/>
                 <w:sz w:val="16"/>
               </w:rPr>
-              <w:t>89 ca: 85 Chromium, hai Firefox, hai WebKit; lượt Chromium đầy đủ mới nhất đạt 85/85</w:t>
+              <w:t>91 ca: 87 Chromium, hai Firefox, hai WebKit; lượt Chromium đầy đủ mới nhất đạt 87/87</w:t>
             </w:r>
           </w:p>
         </w:tc>
@@ -1311,7 +1311,7 @@
           <w:color w:val="211D20"/>
           <w:sz w:val="20"/>
         </w:rPr>
-        <w:t xml:space="preserve">Sau khi thêm phòng thi mô phỏng và công cụ luyện đề, lượt Chromium đầy đủ đạt 85/85 trên bản production local; Firefox và WebKit chưa chạy lại cho thay đổi này. Hai workflow </w:t>
+        <w:t xml:space="preserve">Sau khi thêm phòng thi mô phỏng và công cụ luyện đề, lượt Chromium đầy đủ đạt 87/87 trên bản production local; Firefox và WebKit chưa chạy lại cho thay đổi này. Hai workflow </w:t>
       </w:r>
       <w:hyperlink r:id="rId13">
         <w:r>

--- a/docs/Bao-cao-danh-gia-tien-do-May-VSTEP.docx
+++ b/docs/Bao-cao-danh-gia-tien-do-May-VSTEP.docx
@@ -1061,7 +1061,7 @@
                 <w:color w:val="211D20"/>
                 <w:sz w:val="16"/>
               </w:rPr>
-              <w:t>201/201</w:t>
+              <w:t>202/202</w:t>
             </w:r>
           </w:p>
         </w:tc>
@@ -1116,7 +1116,7 @@
                 <w:color w:val="211D20"/>
                 <w:sz w:val="16"/>
               </w:rPr>
-              <w:t>91 ca: 87 Chromium, hai Firefox, hai WebKit; lượt Chromium đầy đủ mới nhất đạt 87/87</w:t>
+              <w:t>93 ca: 89 Chromium, hai Firefox, hai WebKit; lượt Chromium đầy đủ mới nhất đạt 89/89</w:t>
             </w:r>
           </w:p>
         </w:tc>
@@ -1311,7 +1311,7 @@
           <w:color w:val="211D20"/>
           <w:sz w:val="20"/>
         </w:rPr>
-        <w:t xml:space="preserve">Sau khi thêm phòng thi mô phỏng và công cụ luyện đề, lượt Chromium đầy đủ đạt 87/87 trên bản production local; Firefox và WebKit chưa chạy lại cho thay đổi này. Hai workflow </w:t>
+        <w:t xml:space="preserve">Sau khi thêm phòng thi mô phỏng và công cụ luyện đề, lượt Chromium đầy đủ đạt 89/89 trên bản production local; Firefox và WebKit chưa chạy lại cho thay đổi này. Hai workflow </w:t>
       </w:r>
       <w:hyperlink r:id="rId13">
         <w:r>

--- a/docs/Bao-cao-danh-gia-tien-do-May-VSTEP.docx
+++ b/docs/Bao-cao-danh-gia-tien-do-May-VSTEP.docx
@@ -1061,7 +1061,7 @@
                 <w:color w:val="211D20"/>
                 <w:sz w:val="16"/>
               </w:rPr>
-              <w:t>202/202</w:t>
+              <w:t>208/208</w:t>
             </w:r>
           </w:p>
         </w:tc>
@@ -1116,7 +1116,7 @@
                 <w:color w:val="211D20"/>
                 <w:sz w:val="16"/>
               </w:rPr>
-              <w:t>93 ca: 89 Chromium, hai Firefox, hai WebKit; lượt Chromium đầy đủ mới nhất đạt 89/89</w:t>
+              <w:t>94 ca: 90 Chromium, hai Firefox, hai WebKit; lượt Chromium đầy đủ mới nhất đạt 90/90</w:t>
             </w:r>
           </w:p>
         </w:tc>
@@ -1311,7 +1311,7 @@
           <w:color w:val="211D20"/>
           <w:sz w:val="20"/>
         </w:rPr>
-        <w:t xml:space="preserve">Sau khi thêm phòng thi mô phỏng và công cụ luyện đề, lượt Chromium đầy đủ đạt 89/89 trên bản production local; Firefox và WebKit chưa chạy lại cho thay đổi này. Hai workflow </w:t>
+        <w:t xml:space="preserve">Sau khi thêm phòng thi mô phỏng và công cụ luyện đề, lượt Chromium đầy đủ đạt 90/90 trên bản production local; Firefox và WebKit chưa chạy lại cho thay đổi này. Hai workflow </w:t>
       </w:r>
       <w:hyperlink r:id="rId13">
         <w:r>

--- a/docs/Bao-cao-danh-gia-tien-do-May-VSTEP.docx
+++ b/docs/Bao-cao-danh-gia-tien-do-May-VSTEP.docx
@@ -1061,7 +1061,7 @@
                 <w:color w:val="211D20"/>
                 <w:sz w:val="16"/>
               </w:rPr>
-              <w:t>208/208</w:t>
+              <w:t>222/222</w:t>
             </w:r>
           </w:p>
         </w:tc>
@@ -1116,7 +1116,7 @@
                 <w:color w:val="211D20"/>
                 <w:sz w:val="16"/>
               </w:rPr>
-              <w:t>94 ca: 90 Chromium, hai Firefox, hai WebKit; lượt Chromium đầy đủ mới nhất đạt 90/90</w:t>
+              <w:t>110 ca: 102 Chromium, bốn Firefox, bốn WebKit; lượt Chromium đầy đủ mới nhất đạt 102/102</w:t>
             </w:r>
           </w:p>
         </w:tc>
@@ -1228,7 +1228,7 @@
                 <w:color w:val="211D20"/>
                 <w:sz w:val="16"/>
               </w:rPr>
-              <w:t>111 trang, gồm năm route đề nhập</w:t>
+              <w:t>112 trang, gồm năm route đề nhập</w:t>
             </w:r>
           </w:p>
         </w:tc>
@@ -1311,7 +1311,7 @@
           <w:color w:val="211D20"/>
           <w:sz w:val="20"/>
         </w:rPr>
-        <w:t xml:space="preserve">Sau khi thêm phòng thi mô phỏng và công cụ luyện đề, lượt Chromium đầy đủ đạt 90/90 trên bản production local; Firefox và WebKit chưa chạy lại cho thay đổi này. Hai workflow </w:t>
+        <w:t xml:space="preserve">Sau khi thêm phòng thi mô phỏng và công cụ luyện đề, lượt Chromium đầy đủ đạt 102/102 trên bản production local; Firefox và WebKit chưa chạy lại cho thay đổi này. Hai workflow </w:t>
       </w:r>
       <w:hyperlink r:id="rId13">
         <w:r>

--- a/docs/Bao-cao-danh-gia-tien-do-May-VSTEP.docx
+++ b/docs/Bao-cao-danh-gia-tien-do-May-VSTEP.docx
@@ -1061,7 +1061,7 @@
                 <w:color w:val="211D20"/>
                 <w:sz w:val="16"/>
               </w:rPr>
-              <w:t>222/222</w:t>
+              <w:t>258/258</w:t>
             </w:r>
           </w:p>
         </w:tc>
@@ -1116,7 +1116,7 @@
                 <w:color w:val="211D20"/>
                 <w:sz w:val="16"/>
               </w:rPr>
-              <w:t>110 ca: 102 Chromium, bốn Firefox, bốn WebKit; lượt Chromium đầy đủ mới nhất đạt 102/102</w:t>
+              <w:t>121 ca: 113 Chromium, bốn Firefox, bốn WebKit; lượt Chromium đầy đủ mới nhất đạt 113/113</w:t>
             </w:r>
           </w:p>
         </w:tc>
@@ -1311,7 +1311,7 @@
           <w:color w:val="211D20"/>
           <w:sz w:val="20"/>
         </w:rPr>
-        <w:t xml:space="preserve">Sau khi thêm phòng thi mô phỏng và công cụ luyện đề, lượt Chromium đầy đủ đạt 102/102 trên bản production local; Firefox và WebKit chưa chạy lại cho thay đổi này. Hai workflow </w:t>
+        <w:t xml:space="preserve">Sau khi thêm phòng thi mô phỏng và công cụ luyện đề, lượt Chromium đầy đủ đạt 113/113 trên bản production local; Firefox và WebKit chưa chạy lại cho thay đổi này. Hai workflow </w:t>
       </w:r>
       <w:hyperlink r:id="rId13">
         <w:r>

--- a/docs/Bao-cao-danh-gia-tien-do-May-VSTEP.docx
+++ b/docs/Bao-cao-danh-gia-tien-do-May-VSTEP.docx
@@ -1061,7 +1061,7 @@
                 <w:color w:val="211D20"/>
                 <w:sz w:val="16"/>
               </w:rPr>
-              <w:t>208/208</w:t>
+              <w:t>258/258</w:t>
             </w:r>
           </w:p>
         </w:tc>
@@ -1116,7 +1116,7 @@
                 <w:color w:val="211D20"/>
                 <w:sz w:val="16"/>
               </w:rPr>
-              <w:t>94 ca: 90 Chromium, hai Firefox, hai WebKit; lượt Chromium đầy đủ mới nhất đạt 90/90</w:t>
+              <w:t>121 ca: 113 Chromium, bốn Firefox, bốn WebKit; lượt Chromium đầy đủ mới nhất đạt 113/113</w:t>
             </w:r>
           </w:p>
         </w:tc>
@@ -1228,7 +1228,7 @@
                 <w:color w:val="211D20"/>
                 <w:sz w:val="16"/>
               </w:rPr>
-              <w:t>111 trang, gồm năm route đề nhập</w:t>
+              <w:t>112 trang, gồm năm route đề nhập</w:t>
             </w:r>
           </w:p>
         </w:tc>
@@ -1311,7 +1311,7 @@
           <w:color w:val="211D20"/>
           <w:sz w:val="20"/>
         </w:rPr>
-        <w:t xml:space="preserve">Sau khi thêm phòng thi mô phỏng và công cụ luyện đề, lượt Chromium đầy đủ đạt 90/90 trên bản production local; Firefox và WebKit chưa chạy lại cho thay đổi này. Hai workflow </w:t>
+        <w:t xml:space="preserve">Sau khi thêm phòng thi mô phỏng và công cụ luyện đề, lượt Chromium đầy đủ đạt 113/113 trên bản production local; Firefox và WebKit chưa chạy lại cho thay đổi này. Hai workflow </w:t>
       </w:r>
       <w:hyperlink r:id="rId13">
         <w:r>

--- a/docs/Bao-cao-danh-gia-tien-do-May-VSTEP.docx
+++ b/docs/Bao-cao-danh-gia-tien-do-May-VSTEP.docx
@@ -27,7 +27,7 @@
           <w:color w:val="211D20"/>
           <w:sz w:val="20"/>
         </w:rPr>
-        <w:t>Cập nhật ngày 07 tháng 10 năm 2026</w:t>
+        <w:t>Cập nhật ngày 08 tháng 10 năm 2026</w:t>
       </w:r>
     </w:p>
     <w:p>
@@ -40,7 +40,7 @@
           <w:color w:val="211D20"/>
           <w:sz w:val="20"/>
         </w:rPr>
-        <w:t xml:space="preserve">Báo cáo này ghi trạng thái bản sáu đề sau khi phát hành lên HTTPS ngày 07/10/2026; sau đó đề 131 được gỡ khỏi kho nên các con số ở đây là của bản năm đề hiện tại. Nó giúp chủ dự án đối chiếu nội dung, bằng chứng triển khai và những việc còn cần xác nhận. Các release trước được lưu trong </w:t>
+        <w:t xml:space="preserve">Báo cáo này ghi trạng thái sau khi phát hành tính năng ghi chú, nháp và tô câu lên HTTPS ngày 08/10/2026, trên nền kho năm đề (đề 131 đã được gỡ ngày 07/10/2026). Các con số ở đây là của bản hiện tại. Nó giúp chủ dự án đối chiếu nội dung, bằng chứng triển khai và những việc còn cần xác nhận. Các release trước được lưu trong </w:t>
       </w:r>
       <w:r>
         <w:rPr>
@@ -156,7 +156,57 @@
           <w:color w:val="211D20"/>
           <w:sz w:val="20"/>
         </w:rPr>
-        <w:t xml:space="preserve">Bản tích hợp đã qua kiểm tra local, CI và smoke production. PR </w:t>
+        <w:t xml:space="preserve">Ngày 08/10/2026 Mây có thêm bộ công cụ </w:t>
+      </w:r>
+      <w:r>
+        <w:rPr>
+          <w:rFonts w:ascii="Arial" w:hAnsi="Arial" w:eastAsia="Arial"/>
+          <w:b/>
+          <w:color w:val="211D20"/>
+          <w:sz w:val="20"/>
+        </w:rPr>
+        <w:t>ghi chú, nháp và tô câu</w:t>
+      </w:r>
+      <w:r>
+        <w:rPr>
+          <w:rFonts w:ascii="Arial" w:hAnsi="Arial" w:eastAsia="Arial"/>
+          <w:color w:val="211D20"/>
+          <w:sz w:val="20"/>
+        </w:rPr>
+        <w:t xml:space="preserve"> để Gùa luyện đề trên máy tính thay tờ giấy nháp và cây bút: ghi chú theo từng câu hỏi (chỉ hiện sau khi đã biết đáp án), trang </w:t>
+      </w:r>
+      <w:r>
+        <w:rPr>
+          <w:rFonts w:ascii="Arial" w:hAnsi="Arial" w:eastAsia="Arial"/>
+          <w:b/>
+          <w:color w:val="211D20"/>
+          <w:sz w:val="20"/>
+        </w:rPr>
+        <w:t>Sổ ghi chú</w:t>
+      </w:r>
+      <w:r>
+        <w:rPr>
+          <w:rFonts w:ascii="Arial" w:hAnsi="Arial" w:eastAsia="Arial"/>
+          <w:color w:val="211D20"/>
+          <w:sz w:val="20"/>
+        </w:rPr>
+        <w:t xml:space="preserve"> (</w:t>
+      </w:r>
+      <w:r>
+        <w:rPr>
+          <w:rFonts w:ascii="Consolas" w:hAnsi="Consolas" w:eastAsia="Consolas"/>
+          <w:color w:val="4A3B42"/>
+          <w:sz w:val="19"/>
+        </w:rPr>
+        <w:t>/notes</w:t>
+      </w:r>
+      <w:r>
+        <w:rPr>
+          <w:rFonts w:ascii="Arial" w:hAnsi="Arial" w:eastAsia="Arial"/>
+          <w:color w:val="211D20"/>
+          <w:sz w:val="20"/>
+        </w:rPr>
+        <w:t xml:space="preserve">) để tìm, lọc, đánh dấu ★, in và khôi phục, nháp riêng cho từng phần của một lượt làm, và tô câu trong bài đọc, bản chép lời và đề bài. Hai pull request </w:t>
       </w:r>
       <w:hyperlink r:id="rId11">
         <w:r>
@@ -164,7 +214,7 @@
             <w:color w:val="C93B72"/>
             <w:u w:val="single"/>
           </w:rPr>
-          <w:t>#38</w:t>
+          <w:t>#51</w:t>
         </w:r>
       </w:hyperlink>
       <w:r>
@@ -173,23 +223,7 @@
           <w:color w:val="211D20"/>
           <w:sz w:val="20"/>
         </w:rPr>
-        <w:t xml:space="preserve"> được merge thành commit ứng dụng </w:t>
-      </w:r>
-      <w:r>
-        <w:rPr>
-          <w:rFonts w:ascii="Consolas" w:hAnsi="Consolas" w:eastAsia="Consolas"/>
-          <w:color w:val="4A3B42"/>
-          <w:sz w:val="19"/>
-        </w:rPr>
-        <w:t>ff8faef61864460ee6cd6bce9889c6291c96c085</w:t>
-      </w:r>
-      <w:r>
-        <w:rPr>
-          <w:rFonts w:ascii="Arial" w:hAnsi="Arial" w:eastAsia="Arial"/>
-          <w:color w:val="211D20"/>
-          <w:sz w:val="20"/>
-        </w:rPr>
-        <w:t xml:space="preserve">. Vercel Production phục vụ đúng SHA đó trên </w:t>
+        <w:t xml:space="preserve"> (nền: bản cũ không còn xóa được dữ liệu của bản mới) và </w:t>
       </w:r>
       <w:hyperlink r:id="rId12">
         <w:r>
@@ -197,7 +231,7 @@
             <w:color w:val="C93B72"/>
             <w:u w:val="single"/>
           </w:rPr>
-          <w:t>website của Gùa</w:t>
+          <w:t>#52</w:t>
         </w:r>
       </w:hyperlink>
       <w:r>
@@ -206,7 +240,56 @@
           <w:color w:val="211D20"/>
           <w:sz w:val="20"/>
         </w:rPr>
-        <w:t>; cả smoke trực tiếp và workflow tự động đều đạt. Một commit chỉ sửa tài liệu sau mốc này không thay đổi mã ứng dụng hay dữ liệu đề.</w:t>
+        <w:t xml:space="preserve"> (toàn bộ tính năng) đã merge; commit hiện hành trên </w:t>
+      </w:r>
+      <w:r>
+        <w:rPr>
+          <w:rFonts w:ascii="Consolas" w:hAnsi="Consolas" w:eastAsia="Consolas"/>
+          <w:color w:val="4A3B42"/>
+          <w:sz w:val="19"/>
+        </w:rPr>
+        <w:t>main</w:t>
+      </w:r>
+      <w:r>
+        <w:rPr>
+          <w:rFonts w:ascii="Arial" w:hAnsi="Arial" w:eastAsia="Arial"/>
+          <w:color w:val="211D20"/>
+          <w:sz w:val="20"/>
+        </w:rPr>
+        <w:t xml:space="preserve"> là </w:t>
+      </w:r>
+      <w:r>
+        <w:rPr>
+          <w:rFonts w:ascii="Consolas" w:hAnsi="Consolas" w:eastAsia="Consolas"/>
+          <w:color w:val="4A3B42"/>
+          <w:sz w:val="19"/>
+        </w:rPr>
+        <w:t>003be7f</w:t>
+      </w:r>
+      <w:r>
+        <w:rPr>
+          <w:rFonts w:ascii="Arial" w:hAnsi="Arial" w:eastAsia="Arial"/>
+          <w:color w:val="211D20"/>
+          <w:sz w:val="20"/>
+        </w:rPr>
+        <w:t xml:space="preserve">. Kiểm tra trên GitHub Actions và smoke production của commit này đều đạt. Ghi chú, nháp và câu tô nằm trên máy và nằm trong file sao lưu; </w:t>
+      </w:r>
+      <w:r>
+        <w:rPr>
+          <w:rFonts w:ascii="Arial" w:hAnsi="Arial" w:eastAsia="Arial"/>
+          <w:b/>
+          <w:color w:val="211D20"/>
+          <w:sz w:val="20"/>
+        </w:rPr>
+        <w:t>không</w:t>
+      </w:r>
+      <w:r>
+        <w:rPr>
+          <w:rFonts w:ascii="Arial" w:hAnsi="Arial" w:eastAsia="Arial"/>
+          <w:color w:val="211D20"/>
+          <w:sz w:val="20"/>
+        </w:rPr>
+        <w:t xml:space="preserve"> gửi cho dịch vụ AI nào, và file báo lỗi chỉ đếm số ghi chú chứ không chứa nội dung.</w:t>
       </w:r>
     </w:p>
     <w:p>
@@ -797,6 +880,293 @@
           </w:p>
         </w:tc>
       </w:tr>
+      <w:tr>
+        <w:trPr>
+          <w:cantSplit/>
+        </w:trPr>
+        <w:tc>
+          <w:tcPr>
+            <w:tcW w:type="dxa" w:w="3013"/>
+            <w:vAlign w:val="center"/>
+            <w:tcMar>
+              <w:top w:w="85" w:type="dxa"/>
+              <w:start w:w="120" w:type="dxa"/>
+              <w:bottom w:w="85" w:type="dxa"/>
+              <w:end w:w="120" w:type="dxa"/>
+            </w:tcMar>
+          </w:tcPr>
+          <w:p>
+            <w:pPr>
+              <w:spacing w:after="0" w:line="264" w:lineRule="auto"/>
+            </w:pPr>
+            <w:r>
+              <w:rPr>
+                <w:rFonts w:ascii="Arial" w:hAnsi="Arial" w:eastAsia="Arial"/>
+                <w:color w:val="211D20"/>
+                <w:sz w:val="16"/>
+              </w:rPr>
+              <w:t>Ghi chú</w:t>
+            </w:r>
+          </w:p>
+        </w:tc>
+        <w:tc>
+          <w:tcPr>
+            <w:tcW w:type="dxa" w:w="6707"/>
+            <w:vAlign w:val="center"/>
+            <w:tcMar>
+              <w:top w:w="85" w:type="dxa"/>
+              <w:start w:w="120" w:type="dxa"/>
+              <w:bottom w:w="85" w:type="dxa"/>
+              <w:end w:w="120" w:type="dxa"/>
+            </w:tcMar>
+          </w:tcPr>
+          <w:p>
+            <w:pPr>
+              <w:spacing w:after="0" w:line="264" w:lineRule="auto"/>
+            </w:pPr>
+            <w:r>
+              <w:rPr>
+                <w:rFonts w:ascii="Arial" w:hAnsi="Arial" w:eastAsia="Arial"/>
+                <w:color w:val="211D20"/>
+                <w:sz w:val="16"/>
+              </w:rPr>
+              <w:t>Theo từng câu hỏi hoặc cả đề, 5 gợi ý một chạm, ★ Cần nhớ; tự lưu sau 0,9 giây; tối đa 2000 ghi chú và 1,5 MB</w:t>
+            </w:r>
+          </w:p>
+        </w:tc>
+      </w:tr>
+      <w:tr>
+        <w:trPr>
+          <w:cantSplit/>
+        </w:trPr>
+        <w:tc>
+          <w:tcPr>
+            <w:tcW w:type="dxa" w:w="3013"/>
+            <w:vAlign w:val="center"/>
+            <w:tcMar>
+              <w:top w:w="85" w:type="dxa"/>
+              <w:start w:w="120" w:type="dxa"/>
+              <w:bottom w:w="85" w:type="dxa"/>
+              <w:end w:w="120" w:type="dxa"/>
+            </w:tcMar>
+            <w:shd w:fill="FAF7F8"/>
+          </w:tcPr>
+          <w:p>
+            <w:pPr>
+              <w:spacing w:after="0" w:line="264" w:lineRule="auto"/>
+            </w:pPr>
+            <w:r>
+              <w:rPr>
+                <w:rFonts w:ascii="Arial" w:hAnsi="Arial" w:eastAsia="Arial"/>
+                <w:color w:val="211D20"/>
+                <w:sz w:val="16"/>
+              </w:rPr>
+              <w:t>Sổ ghi chú</w:t>
+            </w:r>
+          </w:p>
+        </w:tc>
+        <w:tc>
+          <w:tcPr>
+            <w:tcW w:type="dxa" w:w="6707"/>
+            <w:vAlign w:val="center"/>
+            <w:tcMar>
+              <w:top w:w="85" w:type="dxa"/>
+              <w:start w:w="120" w:type="dxa"/>
+              <w:bottom w:w="85" w:type="dxa"/>
+              <w:end w:w="120" w:type="dxa"/>
+            </w:tcMar>
+            <w:shd w:fill="FAF7F8"/>
+          </w:tcPr>
+          <w:p>
+            <w:pPr>
+              <w:spacing w:after="0" w:line="264" w:lineRule="auto"/>
+            </w:pPr>
+            <w:r>
+              <w:rPr>
+                <w:rFonts w:ascii="Consolas" w:hAnsi="Consolas" w:eastAsia="Consolas"/>
+                <w:color w:val="4A3B42"/>
+                <w:sz w:val="15"/>
+              </w:rPr>
+              <w:t>/notes</w:t>
+            </w:r>
+            <w:r>
+              <w:rPr>
+                <w:rFonts w:ascii="Arial" w:hAnsi="Arial" w:eastAsia="Arial"/>
+                <w:color w:val="211D20"/>
+                <w:sz w:val="16"/>
+              </w:rPr>
+              <w:t>: tìm không dấu, lọc theo kỹ năng, đề và ★, mở lại đúng chỗ đã ghi, xóa có Hoàn tác, thùng rác 30 ngày, in; mở được khi mất mạng</w:t>
+            </w:r>
+          </w:p>
+        </w:tc>
+      </w:tr>
+      <w:tr>
+        <w:trPr>
+          <w:cantSplit/>
+        </w:trPr>
+        <w:tc>
+          <w:tcPr>
+            <w:tcW w:type="dxa" w:w="3013"/>
+            <w:vAlign w:val="center"/>
+            <w:tcMar>
+              <w:top w:w="85" w:type="dxa"/>
+              <w:start w:w="120" w:type="dxa"/>
+              <w:bottom w:w="85" w:type="dxa"/>
+              <w:end w:w="120" w:type="dxa"/>
+            </w:tcMar>
+          </w:tcPr>
+          <w:p>
+            <w:pPr>
+              <w:spacing w:after="0" w:line="264" w:lineRule="auto"/>
+            </w:pPr>
+            <w:r>
+              <w:rPr>
+                <w:rFonts w:ascii="Arial" w:hAnsi="Arial" w:eastAsia="Arial"/>
+                <w:color w:val="211D20"/>
+                <w:sz w:val="16"/>
+              </w:rPr>
+              <w:t>Nháp</w:t>
+            </w:r>
+          </w:p>
+        </w:tc>
+        <w:tc>
+          <w:tcPr>
+            <w:tcW w:type="dxa" w:w="6707"/>
+            <w:vAlign w:val="center"/>
+            <w:tcMar>
+              <w:top w:w="85" w:type="dxa"/>
+              <w:start w:w="120" w:type="dxa"/>
+              <w:bottom w:w="85" w:type="dxa"/>
+              <w:end w:w="120" w:type="dxa"/>
+            </w:tcMar>
+          </w:tcPr>
+          <w:p>
+            <w:pPr>
+              <w:spacing w:after="0" w:line="264" w:lineRule="auto"/>
+            </w:pPr>
+            <w:r>
+              <w:rPr>
+                <w:rFonts w:ascii="Arial" w:hAnsi="Arial" w:eastAsia="Arial"/>
+                <w:color w:val="211D20"/>
+                <w:sz w:val="16"/>
+              </w:rPr>
+              <w:t>Mỗi phần của một lượt (Nghe, Đọc, Viết, Nói) một trang, tối đa 2000 ký tự; có ở đề kho, thi thử, bài học và phòng luyện có giờ; có nút lưu thành ghi chú</w:t>
+            </w:r>
+          </w:p>
+        </w:tc>
+      </w:tr>
+      <w:tr>
+        <w:trPr>
+          <w:cantSplit/>
+        </w:trPr>
+        <w:tc>
+          <w:tcPr>
+            <w:tcW w:type="dxa" w:w="3013"/>
+            <w:vAlign w:val="center"/>
+            <w:tcMar>
+              <w:top w:w="85" w:type="dxa"/>
+              <w:start w:w="120" w:type="dxa"/>
+              <w:bottom w:w="85" w:type="dxa"/>
+              <w:end w:w="120" w:type="dxa"/>
+            </w:tcMar>
+            <w:shd w:fill="FAF7F8"/>
+          </w:tcPr>
+          <w:p>
+            <w:pPr>
+              <w:spacing w:after="0" w:line="264" w:lineRule="auto"/>
+            </w:pPr>
+            <w:r>
+              <w:rPr>
+                <w:rFonts w:ascii="Arial" w:hAnsi="Arial" w:eastAsia="Arial"/>
+                <w:color w:val="211D20"/>
+                <w:sz w:val="16"/>
+              </w:rPr>
+              <w:t>Tô câu</w:t>
+            </w:r>
+          </w:p>
+        </w:tc>
+        <w:tc>
+          <w:tcPr>
+            <w:tcW w:type="dxa" w:w="6707"/>
+            <w:vAlign w:val="center"/>
+            <w:tcMar>
+              <w:top w:w="85" w:type="dxa"/>
+              <w:start w:w="120" w:type="dxa"/>
+              <w:bottom w:w="85" w:type="dxa"/>
+              <w:end w:w="120" w:type="dxa"/>
+            </w:tcMar>
+            <w:shd w:fill="FAF7F8"/>
+          </w:tcPr>
+          <w:p>
+            <w:pPr>
+              <w:spacing w:after="0" w:line="264" w:lineRule="auto"/>
+            </w:pPr>
+            <w:r>
+              <w:rPr>
+                <w:rFonts w:ascii="Arial" w:hAnsi="Arial" w:eastAsia="Arial"/>
+                <w:color w:val="211D20"/>
+                <w:sz w:val="16"/>
+              </w:rPr>
+              <w:t>Nút “Tô câu”; bấm một câu để tô, bấm lại để bỏ; dùng được bằng Tab và Enter; một màu</w:t>
+            </w:r>
+          </w:p>
+        </w:tc>
+      </w:tr>
+      <w:tr>
+        <w:trPr>
+          <w:cantSplit/>
+        </w:trPr>
+        <w:tc>
+          <w:tcPr>
+            <w:tcW w:type="dxa" w:w="3013"/>
+            <w:vAlign w:val="center"/>
+            <w:tcMar>
+              <w:top w:w="85" w:type="dxa"/>
+              <w:start w:w="120" w:type="dxa"/>
+              <w:bottom w:w="85" w:type="dxa"/>
+              <w:end w:w="120" w:type="dxa"/>
+            </w:tcMar>
+          </w:tcPr>
+          <w:p>
+            <w:pPr>
+              <w:spacing w:after="0" w:line="264" w:lineRule="auto"/>
+            </w:pPr>
+            <w:r>
+              <w:rPr>
+                <w:rFonts w:ascii="Arial" w:hAnsi="Arial" w:eastAsia="Arial"/>
+                <w:color w:val="211D20"/>
+                <w:sz w:val="16"/>
+              </w:rPr>
+              <w:t>Nhắc sao lưu</w:t>
+            </w:r>
+          </w:p>
+        </w:tc>
+        <w:tc>
+          <w:tcPr>
+            <w:tcW w:type="dxa" w:w="6707"/>
+            <w:vAlign w:val="center"/>
+            <w:tcMar>
+              <w:top w:w="85" w:type="dxa"/>
+              <w:start w:w="120" w:type="dxa"/>
+              <w:bottom w:w="85" w:type="dxa"/>
+              <w:end w:w="120" w:type="dxa"/>
+            </w:tcMar>
+          </w:tcPr>
+          <w:p>
+            <w:pPr>
+              <w:spacing w:after="0" w:line="264" w:lineRule="auto"/>
+            </w:pPr>
+            <w:r>
+              <w:rPr>
+                <w:rFonts w:ascii="Arial" w:hAnsi="Arial" w:eastAsia="Arial"/>
+                <w:color w:val="211D20"/>
+                <w:sz w:val="16"/>
+              </w:rPr>
+              <w:t>Trang Sổ ghi chú nhắc khi có từ 10 ghi chú mới chưa nằm trong bản sao nào</w:t>
+            </w:r>
+          </w:p>
+        </w:tc>
+      </w:tr>
     </w:tbl>
     <w:p>
       <w:pPr>
@@ -1362,6 +1732,69 @@
       </w:r>
     </w:p>
     <w:p>
+      <w:r>
+        <w:rPr>
+          <w:rFonts w:ascii="Arial" w:hAnsi="Arial" w:eastAsia="Arial"/>
+          <w:b/>
+          <w:color w:val="211D20"/>
+          <w:sz w:val="20"/>
+        </w:rPr>
+        <w:t>Lần phát hành ghi chú, 08/10/2026:</w:t>
+      </w:r>
+      <w:r>
+        <w:rPr>
+          <w:rFonts w:ascii="Arial" w:hAnsi="Arial" w:eastAsia="Arial"/>
+          <w:color w:val="211D20"/>
+          <w:sz w:val="20"/>
+        </w:rPr>
+        <w:t xml:space="preserve"> PR #51 và #52 đều merge sau khi CI xanh. Ở PR #52, lượt CI đầu đạt 120/121; ca đỏ duy nhất là ca ghi chú trên WebKit, do chính ca kiểm thử đọc danh sách câu hỏi trước khi trang vẽ xong, đã sửa và CI chạy lại đạt trên cả ba engine. CI cũng đo hạn mức localStorage của Firefox và WebKit: đều </w:t>
+      </w:r>
+      <w:r>
+        <w:rPr>
+          <w:rFonts w:ascii="Arial" w:hAnsi="Arial" w:eastAsia="Arial"/>
+          <w:b/>
+          <w:color w:val="211D20"/>
+          <w:sz w:val="20"/>
+        </w:rPr>
+        <w:t>5,2 triệu ký tự</w:t>
+      </w:r>
+      <w:r>
+        <w:rPr>
+          <w:rFonts w:ascii="Arial" w:hAnsi="Arial" w:eastAsia="Arial"/>
+          <w:color w:val="211D20"/>
+          <w:sz w:val="20"/>
+        </w:rPr>
+        <w:t xml:space="preserve">, bằng Chromium (máy desktop của CI), đủ cho một sổ ghi chú đầy cộng khoảng một năm học. Workflow Validate Mây và Smoke production của commit </w:t>
+      </w:r>
+      <w:r>
+        <w:rPr>
+          <w:rFonts w:ascii="Consolas" w:hAnsi="Consolas" w:eastAsia="Consolas"/>
+          <w:color w:val="4A3B42"/>
+          <w:sz w:val="19"/>
+        </w:rPr>
+        <w:t>003be7f</w:t>
+      </w:r>
+      <w:r>
+        <w:rPr>
+          <w:rFonts w:ascii="Arial" w:hAnsi="Arial" w:eastAsia="Arial"/>
+          <w:color w:val="211D20"/>
+          <w:sz w:val="20"/>
+        </w:rPr>
+        <w:t xml:space="preserve"> đều đạt.</w:t>
+      </w:r>
+    </w:p>
+    <w:p>
+      <w:r>
+        <w:rPr>
+          <w:rFonts w:ascii="Arial" w:hAnsi="Arial" w:eastAsia="Arial"/>
+          <w:b/>
+          <w:color w:val="211D20"/>
+          <w:sz w:val="20"/>
+        </w:rPr>
+        <w:t>Lần phát hành 07/10/2026 (kho năm đề):</w:t>
+      </w:r>
+    </w:p>
+    <w:p>
       <w:pPr>
         <w:spacing w:after="80"/>
         <w:ind w:left="351" w:hanging="238"/>
@@ -1634,10 +2067,45 @@
       <w:r>
         <w:rPr>
           <w:rFonts w:ascii="Arial" w:hAnsi="Arial" w:eastAsia="Arial"/>
+          <w:b/>
           <w:color w:val="211D20"/>
           <w:sz w:val="20"/>
         </w:rPr>
-        <w:t>Chưa nghiệm thu đăng nhập và đồng bộ trên HTTPS bằng hai thiết bị thật, micro/tai nghe và Safari hoặc Android thật.</w:t>
+        <w:t>Ưu tiên máy tính (desktop).</w:t>
+      </w:r>
+      <w:r>
+        <w:rPr>
+          <w:rFonts w:ascii="Arial" w:hAnsi="Arial" w:eastAsia="Arial"/>
+          <w:color w:val="211D20"/>
+          <w:sz w:val="20"/>
+        </w:rPr>
+        <w:t xml:space="preserve"> Gùa luyện đề trên máy tính, nên mọi kiểm tra và sửa chữa tập trung ở đó; điện thoại không phải trọng tâm. Chưa thử gõ tiếng Việt bằng bộ gõ thật (như Unikey, EVKey) trong ô nháp và ô ghi chú, vì các ca kiểm thử tự động dùng bàn phím mô phỏng; nên dùng thử vài phút trên máy của Gùa.</w:t>
+      </w:r>
+    </w:p>
+    <w:p>
+      <w:pPr>
+        <w:pStyle w:val="ListBullet"/>
+      </w:pPr>
+      <w:r>
+        <w:rPr>
+          <w:rFonts w:ascii="Arial" w:hAnsi="Arial" w:eastAsia="Arial"/>
+          <w:color w:val="211D20"/>
+          <w:sz w:val="20"/>
+        </w:rPr>
+        <w:t>Chưa nghiệm thu đăng nhập và đồng bộ trên HTTPS bằng hai thiết bị thật, micro và tai nghe thật.</w:t>
+      </w:r>
+    </w:p>
+    <w:p>
+      <w:pPr>
+        <w:pStyle w:val="ListBullet"/>
+      </w:pPr>
+      <w:r>
+        <w:rPr>
+          <w:rFonts w:ascii="Arial" w:hAnsi="Arial" w:eastAsia="Arial"/>
+          <w:color w:val="211D20"/>
+          <w:sz w:val="20"/>
+        </w:rPr>
+        <w:t>Ghi chú, nháp và câu tô chỉ nằm trên máy cho đến khi có bản sao lưu hoặc bản đám mây. Sửa cùng một ghi chú ở hai tab thì lần lưu sau thắng. Một tab còn chạy bản trước ngày 08/10/2026 vẫn có thể bỏ trường mới khi lưu; đóng các tab cũ là đủ.</w:t>
       </w:r>
     </w:p>
     <w:p>

--- a/docs/Bao-cao-danh-gia-tien-do-May-VSTEP.docx
+++ b/docs/Bao-cao-danh-gia-tien-do-May-VSTEP.docx
@@ -1486,7 +1486,7 @@
                 <w:color w:val="211D20"/>
                 <w:sz w:val="16"/>
               </w:rPr>
-              <w:t>121 ca: 113 Chromium, bốn Firefox, bốn WebKit; lượt Chromium đầy đủ mới nhất đạt 113/113</w:t>
+              <w:t>151 ca: 143 Chromium, bốn Firefox, bốn WebKit; lượt Chromium đầy đủ mới nhất đạt 143/143</w:t>
             </w:r>
           </w:p>
         </w:tc>
@@ -1681,7 +1681,7 @@
           <w:color w:val="211D20"/>
           <w:sz w:val="20"/>
         </w:rPr>
-        <w:t xml:space="preserve">Sau khi thêm phòng thi mô phỏng và công cụ luyện đề, lượt Chromium đầy đủ đạt 113/113 trên bản production local; Firefox và WebKit chưa chạy lại cho thay đổi này. Hai workflow </w:t>
+        <w:t xml:space="preserve">Sau khi thêm phòng thi mô phỏng và công cụ luyện đề, lượt Chromium đầy đủ đạt 143/143 trên bản production local; Firefox và WebKit chưa chạy lại cho thay đổi này. Hai workflow </w:t>
       </w:r>
       <w:hyperlink r:id="rId13">
         <w:r>
@@ -2079,7 +2079,7 @@
           <w:color w:val="211D20"/>
           <w:sz w:val="20"/>
         </w:rPr>
-        <w:t xml:space="preserve"> Gùa luyện đề trên máy tính, nên mọi kiểm tra và sửa chữa tập trung ở đó; điện thoại không phải trọng tâm. Chưa thử gõ tiếng Việt bằng bộ gõ thật (như Unikey, EVKey) trong ô nháp và ô ghi chú, vì các ca kiểm thử tự động dùng bàn phím mô phỏng; nên dùng thử vài phút trên máy của Gùa.</w:t>
+        <w:t xml:space="preserve"> Gùa luyện đề trên máy tính, nên mọi kiểm tra và sửa chữa tập trung ở đó; điện thoại không phải trọng tâm. Gõ tiếng Việt trong ô nháp và ô ghi chú đã được kiểm với hai họ bộ gõ mô phỏng (gõ ghép tại chỗ; Backspace rồi chữ có dấu như Unikey và EVKey), nhưng chưa chạy phần mềm thật; nên dùng thử vài phút trên máy của Gùa.</w:t>
       </w:r>
     </w:p>
     <w:p>
@@ -2105,7 +2105,7 @@
           <w:color w:val="211D20"/>
           <w:sz w:val="20"/>
         </w:rPr>
-        <w:t>Ghi chú, nháp và câu tô chỉ nằm trên máy cho đến khi có bản sao lưu hoặc bản đám mây. Sửa cùng một ghi chú ở hai tab thì lần lưu sau thắng. Một tab còn chạy bản trước ngày 08/10/2026 vẫn có thể bỏ trường mới khi lưu; đóng các tab cũ là đủ.</w:t>
+        <w:t>Ghi chú, nháp và câu tô chỉ nằm trên máy cho đến khi người học thật sự cất một bản sao lưu ở nơi khác: Mây nhắc, có nút tải ngay, và chỉ thế thôi (đồng bộ đám mây vẫn thủ công). Hai tab sửa cùng một ghi chú thì Mây hỏi chứ không ghi đè. Một tab còn chạy bản cũ của trang có thể làm rơi ghi chú khi lưu; Mây đưa chúng về (từ trí nhớ của tab đang mở, hoặc từ bản chép trong IndexedDB), trừ trường hợp tab bản cũ lưu khi chưa từng có tab bản mới nào mở.</w:t>
       </w:r>
     </w:p>
     <w:p>

--- a/docs/Bao-cao-danh-gia-tien-do-May-VSTEP.docx
+++ b/docs/Bao-cao-danh-gia-tien-do-May-VSTEP.docx
@@ -1486,7 +1486,7 @@
                 <w:color w:val="211D20"/>
                 <w:sz w:val="16"/>
               </w:rPr>
-              <w:t>151 ca: 143 Chromium, bốn Firefox, bốn WebKit; lượt Chromium đầy đủ mới nhất đạt 143/143</w:t>
+              <w:t>159 ca: 151 Chromium, bốn Firefox, bốn WebKit; lượt Chromium đầy đủ mới nhất đạt 151/151</w:t>
             </w:r>
           </w:p>
         </w:tc>
@@ -1681,7 +1681,7 @@
           <w:color w:val="211D20"/>
           <w:sz w:val="20"/>
         </w:rPr>
-        <w:t xml:space="preserve">Sau khi thêm phòng thi mô phỏng và công cụ luyện đề, lượt Chromium đầy đủ đạt 143/143 trên bản production local; Firefox và WebKit chưa chạy lại cho thay đổi này. Hai workflow </w:t>
+        <w:t xml:space="preserve">Sau khi thêm phòng thi mô phỏng và công cụ luyện đề, lượt Chromium đầy đủ đạt 151/151 trên bản production local; Firefox và WebKit chưa chạy lại cho thay đổi này. Hai workflow </w:t>
       </w:r>
       <w:hyperlink r:id="rId13">
         <w:r>

--- a/docs/Bao-cao-danh-gia-tien-do-May-VSTEP.docx
+++ b/docs/Bao-cao-danh-gia-tien-do-May-VSTEP.docx
@@ -290,6 +290,16 @@
           <w:sz w:val="20"/>
         </w:rPr>
         <w:t xml:space="preserve"> gửi cho dịch vụ AI nào, và file báo lỗi chỉ đếm số ghi chú chứ không chứa nội dung.</w:t>
+      </w:r>
+    </w:p>
+    <w:p>
+      <w:r>
+        <w:rPr>
+          <w:rFonts w:ascii="Arial" w:hAnsi="Arial" w:eastAsia="Arial"/>
+          <w:color w:val="211D20"/>
+          <w:sz w:val="20"/>
+        </w:rPr>
+        <w:t>Cùng ngày, giao diện máy tính được rà lại từng màn (chụp ở 1440×900 và 1280×720) và phần luyện thi được dựng lại cho giống phần mềm thi trên máy: khung cố định vừa màn hình, đề và câu hỏi cuộn riêng, bảng câu hỏi và nút Nháp ở thanh dưới, Nghe và Nói ở cột giữa, con trỏ hệ thống trong phòng thi. Đây là cách bố trí thường gặp ở phần mềm thi trên máy, không phải phần mềm VSTEP chính thức. Chưa có ai ngoài các ca kiểm thử tự động dùng thử; nên để Gùa làm thử một phần Đọc và một phần Viết rồi nói chỗ nào còn vướng. Chi tiết nằm ở đầu QUALITY.md.</w:t>
       </w:r>
     </w:p>
     <w:p>
@@ -1431,7 +1441,7 @@
                 <w:color w:val="211D20"/>
                 <w:sz w:val="16"/>
               </w:rPr>
-              <w:t>258/258</w:t>
+              <w:t>282/282</w:t>
             </w:r>
           </w:p>
         </w:tc>

--- a/docs/Bao-cao-danh-gia-tien-do-May-VSTEP.docx
+++ b/docs/Bao-cao-danh-gia-tien-do-May-VSTEP.docx
@@ -299,7 +299,7 @@
           <w:color w:val="211D20"/>
           <w:sz w:val="20"/>
         </w:rPr>
-        <w:t>Cùng ngày, giao diện máy tính được rà lại từng màn (chụp ở 1440×900 và 1280×720) và phần luyện thi được dựng lại cho giống phần mềm thi trên máy: khung cố định vừa màn hình, đề và câu hỏi cuộn riêng, bảng câu hỏi và nút Nháp ở thanh dưới, Nghe và Nói ở cột giữa, con trỏ hệ thống trong phòng thi. Đây là cách bố trí thường gặp ở phần mềm thi trên máy, không phải phần mềm VSTEP chính thức. Chưa có ai ngoài các ca kiểm thử tự động dùng thử; nên để Gùa làm thử một phần Đọc và một phần Viết rồi nói chỗ nào còn vướng. Chi tiết nằm ở đầu QUALITY.md.</w:t>
+        <w:t>Cùng ngày, giao diện máy tính được rà lại từng màn (chụp ở 1440×900 và 1280×720) và phần luyện thi được dựng lại cho giống phần mềm thi trên máy: khung cố định vừa màn hình, đề và câu hỏi cuộn riêng, bảng câu hỏi và nút Nháp ở thanh dưới, Nghe và Nói ở cột giữa, con trỏ hệ thống trong phòng thi. Đây là cách bố trí thường gặp ở phần mềm thi trên máy, không phải phần mềm VSTEP chính thức. Chưa có ai ngoài các ca kiểm thử tự động dùng thử; nên để Gùa làm thử một phần Đọc và một phần Viết rồi nói chỗ nào còn vướng. Đợt rà thứ hai, trên bản đã học vài bài ở màn laptop, sửa thêm: thanh bên không còn cắt mất “Cẩm nang”, “Cài đặt” và hồ sơ; kho năm đề có mục riêng trong menu; Sổ tay lỗi sai đưa câu sai lên trước phần phân tích; thẻ từ vựng hiện đủ nút chọn mức nhớ ngay sau khi lật; trình nghe gọn hơn. Chi tiết nằm ở đầu QUALITY.md.</w:t>
       </w:r>
     </w:p>
     <w:p>
@@ -1496,7 +1496,7 @@
                 <w:color w:val="211D20"/>
                 <w:sz w:val="16"/>
               </w:rPr>
-              <w:t>159 ca: 151 Chromium, bốn Firefox, bốn WebKit; lượt Chromium đầy đủ mới nhất đạt 151/151</w:t>
+              <w:t>166 ca: 158 Chromium, bốn Firefox, bốn WebKit; lượt Chromium đầy đủ mới nhất đạt 158/158</w:t>
             </w:r>
           </w:p>
         </w:tc>
@@ -1691,7 +1691,7 @@
           <w:color w:val="211D20"/>
           <w:sz w:val="20"/>
         </w:rPr>
-        <w:t xml:space="preserve">Sau khi thêm phòng thi mô phỏng và công cụ luyện đề, lượt Chromium đầy đủ đạt 151/151 trên bản production local; Firefox và WebKit chưa chạy lại cho thay đổi này. Hai workflow </w:t>
+        <w:t xml:space="preserve">Sau khi thêm phòng thi mô phỏng và công cụ luyện đề, lượt Chromium đầy đủ đạt 158/158 trên bản production local; Firefox và WebKit chưa chạy lại cho thay đổi này. Hai workflow </w:t>
       </w:r>
       <w:hyperlink r:id="rId13">
         <w:r>

--- a/docs/Bao-cao-danh-gia-tien-do-May-VSTEP.docx
+++ b/docs/Bao-cao-danh-gia-tien-do-May-VSTEP.docx
@@ -290,6 +290,16 @@
           <w:sz w:val="20"/>
         </w:rPr>
         <w:t xml:space="preserve"> gửi cho dịch vụ AI nào, và file báo lỗi chỉ đếm số ghi chú chứ không chứa nội dung.</w:t>
+      </w:r>
+    </w:p>
+    <w:p>
+      <w:r>
+        <w:rPr>
+          <w:rFonts w:ascii="Arial" w:hAnsi="Arial" w:eastAsia="Arial"/>
+          <w:color w:val="211D20"/>
+          <w:sz w:val="20"/>
+        </w:rPr>
+        <w:t>Cùng ngày, giao diện máy tính được rà lại từng màn (chụp ở 1440×900 và 1280×720) và phần luyện thi được dựng lại cho giống phần mềm thi trên máy: khung cố định vừa màn hình, đề và câu hỏi cuộn riêng, bảng câu hỏi và nút Nháp ở thanh dưới, Nghe và Nói ở cột giữa, con trỏ hệ thống trong phòng thi. Đây là cách bố trí thường gặp ở phần mềm thi trên máy, không phải phần mềm VSTEP chính thức. Chưa có ai ngoài các ca kiểm thử tự động dùng thử; nên để Gùa làm thử một phần Đọc và một phần Viết rồi nói chỗ nào còn vướng. Đợt rà thứ hai, trên bản đã học vài bài ở màn laptop, sửa thêm: thanh bên không còn cắt mất “Cẩm nang”, “Cài đặt” và hồ sơ; kho năm đề có mục riêng trong menu; Sổ tay lỗi sai đưa câu sai lên trước phần phân tích; thẻ từ vựng hiện đủ nút chọn mức nhớ ngay sau khi lật; trình nghe gọn hơn. Chi tiết nằm ở đầu QUALITY.md.</w:t>
       </w:r>
     </w:p>
     <w:p>
@@ -1431,7 +1441,7 @@
                 <w:color w:val="211D20"/>
                 <w:sz w:val="16"/>
               </w:rPr>
-              <w:t>258/258</w:t>
+              <w:t>282/282</w:t>
             </w:r>
           </w:p>
         </w:tc>
@@ -1486,7 +1496,7 @@
                 <w:color w:val="211D20"/>
                 <w:sz w:val="16"/>
               </w:rPr>
-              <w:t>151 ca: 143 Chromium, bốn Firefox, bốn WebKit; lượt Chromium đầy đủ mới nhất đạt 143/143</w:t>
+              <w:t>166 ca: 158 Chromium, bốn Firefox, bốn WebKit; lượt Chromium đầy đủ mới nhất đạt 158/158</w:t>
             </w:r>
           </w:p>
         </w:tc>
@@ -1681,7 +1691,7 @@
           <w:color w:val="211D20"/>
           <w:sz w:val="20"/>
         </w:rPr>
-        <w:t xml:space="preserve">Sau khi thêm phòng thi mô phỏng và công cụ luyện đề, lượt Chromium đầy đủ đạt 143/143 trên bản production local; Firefox và WebKit chưa chạy lại cho thay đổi này. Hai workflow </w:t>
+        <w:t xml:space="preserve">Sau khi thêm phòng thi mô phỏng và công cụ luyện đề, lượt Chromium đầy đủ đạt 158/158 trên bản production local; Firefox và WebKit chưa chạy lại cho thay đổi này. Hai workflow </w:t>
       </w:r>
       <w:hyperlink r:id="rId13">
         <w:r>

--- a/docs/Bao-cao-danh-gia-tien-do-May-VSTEP.docx
+++ b/docs/Bao-cao-danh-gia-tien-do-May-VSTEP.docx
@@ -1496,7 +1496,7 @@
                 <w:color w:val="211D20"/>
                 <w:sz w:val="16"/>
               </w:rPr>
-              <w:t>166 ca: 158 Chromium, bốn Firefox, bốn WebKit; lượt Chromium đầy đủ mới nhất đạt 158/158</w:t>
+              <w:t>165 ca: 157 Chromium, bốn Firefox, bốn WebKit; lượt Chromium đầy đủ mới nhất đạt 157/157</w:t>
             </w:r>
           </w:p>
         </w:tc>
@@ -1553,7 +1553,7 @@
                 <w:color w:val="211D20"/>
                 <w:sz w:val="16"/>
               </w:rPr>
-              <w:t>Axe WCAG A/AA trên 19 màn, có kho đề và Review 13/09</w:t>
+              <w:t>Axe WCAG A/AA trên 16 màn, có kho đề và Review 13/09</w:t>
             </w:r>
           </w:p>
         </w:tc>
@@ -1608,7 +1608,7 @@
                 <w:color w:val="211D20"/>
                 <w:sz w:val="16"/>
               </w:rPr>
-              <w:t>112 trang, gồm năm route đề nhập</w:t>
+              <w:t>104 trang, gồm năm route đề nhập</w:t>
             </w:r>
           </w:p>
         </w:tc>
@@ -1691,7 +1691,7 @@
           <w:color w:val="211D20"/>
           <w:sz w:val="20"/>
         </w:rPr>
-        <w:t xml:space="preserve">Sau khi thêm phòng thi mô phỏng và công cụ luyện đề, lượt Chromium đầy đủ đạt 158/158 trên bản production local; Firefox và WebKit chưa chạy lại cho thay đổi này. Hai workflow </w:t>
+        <w:t xml:space="preserve">Sau khi thêm phòng thi mô phỏng và công cụ luyện đề, lượt Chromium đầy đủ đạt 157/157 trên bản production local; Firefox và WebKit chưa chạy lại cho thay đổi này. Hai workflow </w:t>
       </w:r>
       <w:hyperlink r:id="rId13">
         <w:r>

--- a/docs/Bao-cao-danh-gia-tien-do-May-VSTEP.docx
+++ b/docs/Bao-cao-danh-gia-tien-do-May-VSTEP.docx
@@ -1441,7 +1441,7 @@
                 <w:color w:val="211D20"/>
                 <w:sz w:val="16"/>
               </w:rPr>
-              <w:t>282/282</w:t>
+              <w:t>339/339</w:t>
             </w:r>
           </w:p>
         </w:tc>

--- a/docs/Bao-cao-danh-gia-tien-do-May-VSTEP.docx
+++ b/docs/Bao-cao-danh-gia-tien-do-May-VSTEP.docx
@@ -1441,7 +1441,7 @@
                 <w:color w:val="211D20"/>
                 <w:sz w:val="16"/>
               </w:rPr>
-              <w:t>339/339</w:t>
+              <w:t>365/365</w:t>
             </w:r>
           </w:p>
         </w:tc>
@@ -1496,7 +1496,7 @@
                 <w:color w:val="211D20"/>
                 <w:sz w:val="16"/>
               </w:rPr>
-              <w:t>165 ca: 157 Chromium, bốn Firefox, bốn WebKit; lượt Chromium đầy đủ mới nhất đạt 157/157</w:t>
+              <w:t>175 ca: 167 Chromium, bốn Firefox, bốn WebKit; lượt Chromium đầy đủ mới nhất đạt 167/167</w:t>
             </w:r>
           </w:p>
         </w:tc>
@@ -1553,7 +1553,7 @@
                 <w:color w:val="211D20"/>
                 <w:sz w:val="16"/>
               </w:rPr>
-              <w:t>Axe WCAG A/AA trên 16 màn, có kho đề và Review 13/09</w:t>
+              <w:t>Axe WCAG A/AA trên 18 màn, có kho đề và Review 13/09</w:t>
             </w:r>
           </w:p>
         </w:tc>
@@ -1608,7 +1608,7 @@
                 <w:color w:val="211D20"/>
                 <w:sz w:val="16"/>
               </w:rPr>
-              <w:t>104 trang, gồm năm route đề nhập</w:t>
+              <w:t>105 trang, gồm năm route đề nhập</w:t>
             </w:r>
           </w:p>
         </w:tc>
@@ -1691,7 +1691,7 @@
           <w:color w:val="211D20"/>
           <w:sz w:val="20"/>
         </w:rPr>
-        <w:t xml:space="preserve">Sau khi thêm phòng thi mô phỏng và công cụ luyện đề, lượt Chromium đầy đủ đạt 157/157 trên bản production local; Firefox và WebKit chưa chạy lại cho thay đổi này. Hai workflow </w:t>
+        <w:t xml:space="preserve">Sau khi thêm phòng thi mô phỏng và công cụ luyện đề, lượt Chromium đầy đủ đạt 167/167 trên bản production local; Firefox và WebKit chưa chạy lại cho thay đổi này. Hai workflow </w:t>
       </w:r>
       <w:hyperlink r:id="rId13">
         <w:r>

--- a/docs/Bao-cao-danh-gia-tien-do-May-VSTEP.docx
+++ b/docs/Bao-cao-danh-gia-tien-do-May-VSTEP.docx
@@ -1441,7 +1441,7 @@
                 <w:color w:val="211D20"/>
                 <w:sz w:val="16"/>
               </w:rPr>
-              <w:t>365/365</w:t>
+              <w:t>375/375</w:t>
             </w:r>
           </w:p>
         </w:tc>
@@ -1496,7 +1496,7 @@
                 <w:color w:val="211D20"/>
                 <w:sz w:val="16"/>
               </w:rPr>
-              <w:t>175 ca: 167 Chromium, bốn Firefox, bốn WebKit; lượt Chromium đầy đủ mới nhất đạt 167/167</w:t>
+              <w:t>184 ca: 176 Chromium, bốn Firefox, bốn WebKit; lượt Chromium đầy đủ mới nhất đạt 176/176</w:t>
             </w:r>
           </w:p>
         </w:tc>
@@ -1553,7 +1553,7 @@
                 <w:color w:val="211D20"/>
                 <w:sz w:val="16"/>
               </w:rPr>
-              <w:t>Axe WCAG A/AA trên 18 màn, có kho đề và Review 13/09</w:t>
+              <w:t>Axe WCAG A/AA trên 19 màn, có kho đề và Review 13/09</w:t>
             </w:r>
           </w:p>
         </w:tc>
@@ -1608,7 +1608,7 @@
                 <w:color w:val="211D20"/>
                 <w:sz w:val="16"/>
               </w:rPr>
-              <w:t>105 trang, gồm năm route đề nhập</w:t>
+              <w:t>106 trang, gồm năm route đề nhập</w:t>
             </w:r>
           </w:p>
         </w:tc>
@@ -1691,7 +1691,7 @@
           <w:color w:val="211D20"/>
           <w:sz w:val="20"/>
         </w:rPr>
-        <w:t xml:space="preserve">Sau khi thêm phòng thi mô phỏng và công cụ luyện đề, lượt Chromium đầy đủ đạt 167/167 trên bản production local; Firefox và WebKit chưa chạy lại cho thay đổi này. Hai workflow </w:t>
+        <w:t xml:space="preserve">Sau khi thêm phòng thi mô phỏng và công cụ luyện đề, lượt Chromium đầy đủ đạt 176/176 trên bản production local; Firefox và WebKit chưa chạy lại cho thay đổi này. Hai workflow </w:t>
       </w:r>
       <w:hyperlink r:id="rId13">
         <w:r>

--- a/docs/Bao-cao-danh-gia-tien-do-May-VSTEP.docx
+++ b/docs/Bao-cao-danh-gia-tien-do-May-VSTEP.docx
@@ -1441,7 +1441,7 @@
                 <w:color w:val="211D20"/>
                 <w:sz w:val="16"/>
               </w:rPr>
-              <w:t>375/375</w:t>
+              <w:t>392/392</w:t>
             </w:r>
           </w:p>
         </w:tc>
@@ -1496,7 +1496,7 @@
                 <w:color w:val="211D20"/>
                 <w:sz w:val="16"/>
               </w:rPr>
-              <w:t>184 ca: 176 Chromium, bốn Firefox, bốn WebKit; lượt Chromium đầy đủ mới nhất đạt 176/176</w:t>
+              <w:t>187 ca: 179 Chromium, bốn Firefox, bốn WebKit; lượt Chromium đầy đủ mới nhất đạt 179/179</w:t>
             </w:r>
           </w:p>
         </w:tc>
@@ -1691,7 +1691,7 @@
           <w:color w:val="211D20"/>
           <w:sz w:val="20"/>
         </w:rPr>
-        <w:t xml:space="preserve">Sau khi thêm phòng thi mô phỏng và công cụ luyện đề, lượt Chromium đầy đủ đạt 176/176 trên bản production local; Firefox và WebKit chưa chạy lại cho thay đổi này. Hai workflow </w:t>
+        <w:t xml:space="preserve">Sau khi thêm phòng thi mô phỏng và công cụ luyện đề, lượt Chromium đầy đủ đạt 179/179 trên bản production local; Firefox và WebKit chưa chạy lại cho thay đổi này. Hai workflow </w:t>
       </w:r>
       <w:hyperlink r:id="rId13">
         <w:r>

--- a/docs/Bao-cao-danh-gia-tien-do-May-VSTEP.docx
+++ b/docs/Bao-cao-danh-gia-tien-do-May-VSTEP.docx
@@ -1441,7 +1441,7 @@
                 <w:color w:val="211D20"/>
                 <w:sz w:val="16"/>
               </w:rPr>
-              <w:t>365/365</w:t>
+              <w:t>392/392</w:t>
             </w:r>
           </w:p>
         </w:tc>
@@ -1496,7 +1496,7 @@
                 <w:color w:val="211D20"/>
                 <w:sz w:val="16"/>
               </w:rPr>
-              <w:t>175 ca: 167 Chromium, bốn Firefox, bốn WebKit; lượt Chromium đầy đủ mới nhất đạt 167/167</w:t>
+              <w:t>187 ca: 179 Chromium, bốn Firefox, bốn WebKit; lượt Chromium đầy đủ mới nhất đạt 179/179</w:t>
             </w:r>
           </w:p>
         </w:tc>
@@ -1553,7 +1553,7 @@
                 <w:color w:val="211D20"/>
                 <w:sz w:val="16"/>
               </w:rPr>
-              <w:t>Axe WCAG A/AA trên 18 màn, có kho đề và Review 13/09</w:t>
+              <w:t>Axe WCAG A/AA trên 19 màn, có kho đề và Review 13/09</w:t>
             </w:r>
           </w:p>
         </w:tc>
@@ -1608,7 +1608,7 @@
                 <w:color w:val="211D20"/>
                 <w:sz w:val="16"/>
               </w:rPr>
-              <w:t>105 trang, gồm năm route đề nhập</w:t>
+              <w:t>106 trang, gồm năm route đề nhập</w:t>
             </w:r>
           </w:p>
         </w:tc>
@@ -1691,7 +1691,7 @@
           <w:color w:val="211D20"/>
           <w:sz w:val="20"/>
         </w:rPr>
-        <w:t xml:space="preserve">Sau khi thêm phòng thi mô phỏng và công cụ luyện đề, lượt Chromium đầy đủ đạt 167/167 trên bản production local; Firefox và WebKit chưa chạy lại cho thay đổi này. Hai workflow </w:t>
+        <w:t xml:space="preserve">Sau khi thêm phòng thi mô phỏng và công cụ luyện đề, lượt Chromium đầy đủ đạt 179/179 trên bản production local; Firefox và WebKit chưa chạy lại cho thay đổi này. Hai workflow </w:t>
       </w:r>
       <w:hyperlink r:id="rId13">
         <w:r>

--- a/docs/Bao-cao-danh-gia-tien-do-May-VSTEP.docx
+++ b/docs/Bao-cao-danh-gia-tien-do-May-VSTEP.docx
@@ -1441,7 +1441,7 @@
                 <w:color w:val="211D20"/>
                 <w:sz w:val="16"/>
               </w:rPr>
-              <w:t>392/392</w:t>
+              <w:t>398/398</w:t>
             </w:r>
           </w:p>
         </w:tc>
@@ -1496,7 +1496,7 @@
                 <w:color w:val="211D20"/>
                 <w:sz w:val="16"/>
               </w:rPr>
-              <w:t>187 ca: 179 Chromium, bốn Firefox, bốn WebKit; lượt Chromium đầy đủ mới nhất đạt 179/179</w:t>
+              <w:t>188 ca: 180 Chromium, bốn Firefox, bốn WebKit; lượt Chromium đầy đủ mới nhất đạt 180/180</w:t>
             </w:r>
           </w:p>
         </w:tc>
@@ -1691,7 +1691,7 @@
           <w:color w:val="211D20"/>
           <w:sz w:val="20"/>
         </w:rPr>
-        <w:t xml:space="preserve">Sau khi thêm phòng thi mô phỏng và công cụ luyện đề, lượt Chromium đầy đủ đạt 179/179 trên bản production local; Firefox và WebKit chưa chạy lại cho thay đổi này. Hai workflow </w:t>
+        <w:t xml:space="preserve">Sau khi thêm phòng thi mô phỏng và công cụ luyện đề, lượt Chromium đầy đủ đạt 180/180 trên bản production local; Firefox và WebKit chưa chạy lại cho thay đổi này. Hai workflow </w:t>
       </w:r>
       <w:hyperlink r:id="rId13">
         <w:r>

--- a/docs/Bao-cao-danh-gia-tien-do-May-VSTEP.docx
+++ b/docs/Bao-cao-danh-gia-tien-do-May-VSTEP.docx
@@ -1441,7 +1441,7 @@
                 <w:color w:val="211D20"/>
                 <w:sz w:val="16"/>
               </w:rPr>
-              <w:t>398/398</w:t>
+              <w:t>403/403</w:t>
             </w:r>
           </w:p>
         </w:tc>
@@ -1496,7 +1496,7 @@
                 <w:color w:val="211D20"/>
                 <w:sz w:val="16"/>
               </w:rPr>
-              <w:t>188 ca: 180 Chromium, bốn Firefox, bốn WebKit; lượt Chromium đầy đủ mới nhất đạt 180/180</w:t>
+              <w:t>191 ca: 183 Chromium, bốn Firefox, bốn WebKit; lượt Chromium đầy đủ mới nhất đạt 183/183</w:t>
             </w:r>
           </w:p>
         </w:tc>
@@ -1691,7 +1691,7 @@
           <w:color w:val="211D20"/>
           <w:sz w:val="20"/>
         </w:rPr>
-        <w:t xml:space="preserve">Sau khi thêm phòng thi mô phỏng và công cụ luyện đề, lượt Chromium đầy đủ đạt 180/180 trên bản production local; Firefox và WebKit chưa chạy lại cho thay đổi này. Hai workflow </w:t>
+        <w:t xml:space="preserve">Sau khi thêm phòng thi mô phỏng và công cụ luyện đề, lượt Chromium đầy đủ đạt 183/183 trên bản production local; Firefox và WebKit chưa chạy lại cho thay đổi này. Hai workflow </w:t>
       </w:r>
       <w:hyperlink r:id="rId13">
         <w:r>

--- a/docs/Bao-cao-danh-gia-tien-do-May-VSTEP.docx
+++ b/docs/Bao-cao-danh-gia-tien-do-May-VSTEP.docx
@@ -1441,7 +1441,7 @@
                 <w:color w:val="211D20"/>
                 <w:sz w:val="16"/>
               </w:rPr>
-              <w:t>403/403</w:t>
+              <w:t>404/404</w:t>
             </w:r>
           </w:p>
         </w:tc>
@@ -1496,7 +1496,7 @@
                 <w:color w:val="211D20"/>
                 <w:sz w:val="16"/>
               </w:rPr>
-              <w:t>191 ca: 183 Chromium, bốn Firefox, bốn WebKit; lượt Chromium đầy đủ mới nhất đạt 183/183</w:t>
+              <w:t>193 ca: 185 Chromium, bốn Firefox, bốn WebKit; lượt Chromium đầy đủ mới nhất đạt 185/185</w:t>
             </w:r>
           </w:p>
         </w:tc>
@@ -1691,7 +1691,7 @@
           <w:color w:val="211D20"/>
           <w:sz w:val="20"/>
         </w:rPr>
-        <w:t xml:space="preserve">Sau khi thêm phòng thi mô phỏng và công cụ luyện đề, lượt Chromium đầy đủ đạt 183/183 trên bản production local; Firefox và WebKit chưa chạy lại cho thay đổi này. Hai workflow </w:t>
+        <w:t xml:space="preserve">Sau khi thêm phòng thi mô phỏng và công cụ luyện đề, lượt Chromium đầy đủ đạt 185/185 trên bản production local; Firefox và WebKit chưa chạy lại cho thay đổi này. Hai workflow </w:t>
       </w:r>
       <w:hyperlink r:id="rId13">
         <w:r>

--- a/docs/Bao-cao-danh-gia-tien-do-May-VSTEP.docx
+++ b/docs/Bao-cao-danh-gia-tien-do-May-VSTEP.docx
@@ -1496,7 +1496,7 @@
                 <w:color w:val="211D20"/>
                 <w:sz w:val="16"/>
               </w:rPr>
-              <w:t>193 ca: 185 Chromium, bốn Firefox, bốn WebKit; lượt Chromium đầy đủ mới nhất đạt 185/185</w:t>
+              <w:t>194 ca: 186 Chromium, bốn Firefox, bốn WebKit; lượt Chromium đầy đủ mới nhất đạt 186/186</w:t>
             </w:r>
           </w:p>
         </w:tc>
@@ -1691,7 +1691,7 @@
           <w:color w:val="211D20"/>
           <w:sz w:val="20"/>
         </w:rPr>
-        <w:t xml:space="preserve">Sau khi thêm phòng thi mô phỏng và công cụ luyện đề, lượt Chromium đầy đủ đạt 185/185 trên bản production local; Firefox và WebKit chưa chạy lại cho thay đổi này. Hai workflow </w:t>
+        <w:t xml:space="preserve">Sau khi thêm phòng thi mô phỏng và công cụ luyện đề, lượt Chromium đầy đủ đạt 186/186 trên bản production local; Firefox và WebKit chưa chạy lại cho thay đổi này. Hai workflow </w:t>
       </w:r>
       <w:hyperlink r:id="rId13">
         <w:r>

--- a/docs/Bao-cao-danh-gia-tien-do-May-VSTEP.docx
+++ b/docs/Bao-cao-danh-gia-tien-do-May-VSTEP.docx
@@ -1496,7 +1496,7 @@
                 <w:color w:val="211D20"/>
                 <w:sz w:val="16"/>
               </w:rPr>
-              <w:t>194 ca: 186 Chromium, bốn Firefox, bốn WebKit; lượt Chromium đầy đủ mới nhất đạt 186/186</w:t>
+              <w:t>197 ca: 189 Chromium, bốn Firefox, bốn WebKit; lượt Chromium đầy đủ mới nhất đạt 189/189</w:t>
             </w:r>
           </w:p>
         </w:tc>
@@ -1691,7 +1691,7 @@
           <w:color w:val="211D20"/>
           <w:sz w:val="20"/>
         </w:rPr>
-        <w:t xml:space="preserve">Sau khi thêm phòng thi mô phỏng và công cụ luyện đề, lượt Chromium đầy đủ đạt 186/186 trên bản production local; Firefox và WebKit chưa chạy lại cho thay đổi này. Hai workflow </w:t>
+        <w:t xml:space="preserve">Sau khi thêm phòng thi mô phỏng và công cụ luyện đề, lượt Chromium đầy đủ đạt 189/189 trên bản production local; Firefox và WebKit chưa chạy lại cho thay đổi này. Hai workflow </w:t>
       </w:r>
       <w:hyperlink r:id="rId13">
         <w:r>

--- a/docs/Bao-cao-danh-gia-tien-do-May-VSTEP.docx
+++ b/docs/Bao-cao-danh-gia-tien-do-May-VSTEP.docx
@@ -1441,7 +1441,7 @@
                 <w:color w:val="211D20"/>
                 <w:sz w:val="16"/>
               </w:rPr>
-              <w:t>404/404</w:t>
+              <w:t>410/410</w:t>
             </w:r>
           </w:p>
         </w:tc>
@@ -1496,7 +1496,7 @@
                 <w:color w:val="211D20"/>
                 <w:sz w:val="16"/>
               </w:rPr>
-              <w:t>197 ca: 189 Chromium, bốn Firefox, bốn WebKit; lượt Chromium đầy đủ mới nhất đạt 189/189</w:t>
+              <w:t>204 ca: 196 Chromium, bốn Firefox, bốn WebKit; lượt Chromium đầy đủ mới nhất đạt 196/196</w:t>
             </w:r>
           </w:p>
         </w:tc>
@@ -1608,7 +1608,7 @@
                 <w:color w:val="211D20"/>
                 <w:sz w:val="16"/>
               </w:rPr>
-              <w:t>106 trang, gồm năm route đề nhập</w:t>
+              <w:t>107 trang, gồm năm route đề nhập</w:t>
             </w:r>
           </w:p>
         </w:tc>

--- a/docs/Bao-cao-danh-gia-tien-do-May-VSTEP.docx
+++ b/docs/Bao-cao-danh-gia-tien-do-May-VSTEP.docx
@@ -1441,7 +1441,7 @@
                 <w:color w:val="211D20"/>
                 <w:sz w:val="16"/>
               </w:rPr>
-              <w:t>410/410</w:t>
+              <w:t>415/415</w:t>
             </w:r>
           </w:p>
         </w:tc>
@@ -1496,7 +1496,7 @@
                 <w:color w:val="211D20"/>
                 <w:sz w:val="16"/>
               </w:rPr>
-              <w:t>204 ca: 196 Chromium, bốn Firefox, bốn WebKit; lượt Chromium đầy đủ mới nhất đạt 196/196</w:t>
+              <w:t>210 ca: 202 Chromium, bốn Firefox, bốn WebKit; lượt Chromium mới nhất đạt 200, bỏ qua 2 (CI chạy đủ)</w:t>
             </w:r>
           </w:p>
         </w:tc>
